--- a/dialetica_viva/entrega/A Dialética Viva - Pedro Perússolo.docx
+++ b/dialetica_viva/entrega/A Dialética Viva - Pedro Perússolo.docx
@@ -189,415 +189,61 @@
     </w:p>
     <w:p>
       <w:pPr>
-        <w:spacing w:after="240" w:line="360" w:lineRule="auto"/>
-        <w:jc w:val="center"/>
-        <w:rPr/>
-      </w:pPr>
-      <w:r>
-        <w:rPr>
-          <w:rFonts w:ascii="Times New Roman" w:cs="Times New Roman" w:eastAsia="Times New Roman" w:hAnsi="Times New Roman"/>
-          <w:i w:val="1"/>
-          <w:iCs w:val="1"/>
-          <w:color w:val="000000"/>
-          <w:sz w:val="24"/>
-          <w:szCs w:val="24"/>
-          <w:rtl w:val="0"/>
-        </w:rPr>
-        <w:t xml:space="preserve">Nota introdutória</w:t>
-      </w:r>
-      <w:r>
-        <w:rPr>
-          <w:rtl w:val="0"/>
-        </w:rPr>
-      </w:r>
-    </w:p>
-    <w:p>
-      <w:pPr>
-        <w:spacing w:after="60" w:line="276" w:lineRule="auto"/>
-        <w:ind w:left="431" w:firstLine="0"/>
-        <w:jc w:val="both"/>
-        <w:rPr/>
-      </w:pPr>
-      <w:r>
-        <w:rPr>
-          <w:rFonts w:ascii="Times New Roman" w:cs="Times New Roman" w:eastAsia="Times New Roman" w:hAnsi="Times New Roman"/>
-          <w:color w:val="000000"/>
-          <w:sz w:val="24"/>
-          <w:szCs w:val="24"/>
-          <w:rtl w:val="0"/>
-        </w:rPr>
-        <w:t xml:space="preserve">1. Abertura — o problema: por que "dialética" quer dizer coisas incompatíveis em cada tradição</w:t>
-      </w:r>
-      <w:r>
-        <w:rPr>
-          <w:rtl w:val="0"/>
-        </w:rPr>
-      </w:r>
-    </w:p>
-    <w:p>
-      <w:pPr>
-        <w:spacing w:after="60" w:line="276" w:lineRule="auto"/>
-        <w:ind w:left="431" w:firstLine="0"/>
-        <w:jc w:val="both"/>
-        <w:rPr/>
-      </w:pPr>
-      <w:r>
-        <w:rPr>
-          <w:rFonts w:ascii="Times New Roman" w:cs="Times New Roman" w:eastAsia="Times New Roman" w:hAnsi="Times New Roman"/>
-          <w:color w:val="000000"/>
-          <w:sz w:val="24"/>
-          <w:szCs w:val="24"/>
-          <w:rtl w:val="0"/>
-        </w:rPr>
-        <w:t xml:space="preserve">2. Hegel I — a </w:t>
-      </w:r>
-      <w:r>
-        <w:rPr>
-          <w:rFonts w:ascii="Times New Roman" w:cs="Times New Roman" w:eastAsia="Times New Roman" w:hAnsi="Times New Roman"/>
-          <w:color w:val="000000"/>
-          <w:sz w:val="24"/>
-          <w:szCs w:val="24"/>
-          <w:rtl w:val="0"/>
-          <w:i w:val="1"/>
-          <w:iCs w:val="1"/>
-        </w:rPr>
-        <w:t xml:space="preserve">Aufhebung</w:t>
-      </w:r>
-      <w:r>
-        <w:rPr>
-          <w:rFonts w:ascii="Times New Roman" w:cs="Times New Roman" w:eastAsia="Times New Roman" w:hAnsi="Times New Roman"/>
-          <w:color w:val="000000"/>
-          <w:sz w:val="24"/>
-          <w:szCs w:val="24"/>
-          <w:rtl w:val="0"/>
-        </w:rPr>
-        <w:t xml:space="preserve">, a tríade, a teleologia do Espírito</w:t>
-      </w:r>
-      <w:r>
-        <w:rPr>
-          <w:rtl w:val="0"/>
-        </w:rPr>
-      </w:r>
-    </w:p>
-    <w:p>
-      <w:pPr>
-        <w:spacing w:after="60" w:line="276" w:lineRule="auto"/>
-        <w:ind w:left="431" w:firstLine="0"/>
-        <w:jc w:val="both"/>
-        <w:rPr/>
-      </w:pPr>
-      <w:r>
-        <w:rPr>
-          <w:rFonts w:ascii="Times New Roman" w:cs="Times New Roman" w:eastAsia="Times New Roman" w:hAnsi="Times New Roman"/>
-          <w:color w:val="000000"/>
-          <w:sz w:val="24"/>
-          <w:szCs w:val="24"/>
-          <w:rtl w:val="0"/>
-        </w:rPr>
-        <w:t xml:space="preserve">3. Hegel II — o caso Antígona: o feminino no lugar do que deve ser superado</w:t>
-      </w:r>
-      <w:r>
-        <w:rPr>
-          <w:rtl w:val="0"/>
-        </w:rPr>
-      </w:r>
-    </w:p>
-    <w:p>
-      <w:pPr>
-        <w:spacing w:after="60" w:line="276" w:lineRule="auto"/>
-        <w:ind w:left="431" w:firstLine="0"/>
-        <w:jc w:val="both"/>
-        <w:rPr/>
-      </w:pPr>
-      <w:r>
-        <w:rPr>
-          <w:rFonts w:ascii="Times New Roman" w:cs="Times New Roman" w:eastAsia="Times New Roman" w:hAnsi="Times New Roman"/>
-          <w:color w:val="000000"/>
-          <w:sz w:val="24"/>
-          <w:szCs w:val="24"/>
-          <w:rtl w:val="0"/>
-        </w:rPr>
-        <w:t xml:space="preserve">4. Jung I — a função transcendente e o símbolo como terceiro vivo, não conceito resolutivo</w:t>
-      </w:r>
-      <w:r>
-        <w:rPr>
-          <w:rtl w:val="0"/>
-        </w:rPr>
-      </w:r>
-    </w:p>
-    <w:p>
-      <w:pPr>
-        <w:spacing w:after="60" w:line="276" w:lineRule="auto"/>
-        <w:ind w:left="431" w:firstLine="0"/>
-        <w:jc w:val="both"/>
-        <w:rPr/>
-      </w:pPr>
-      <w:r>
-        <w:rPr>
-          <w:rFonts w:ascii="Times New Roman" w:cs="Times New Roman" w:eastAsia="Times New Roman" w:hAnsi="Times New Roman"/>
-          <w:color w:val="000000"/>
-          <w:sz w:val="24"/>
-          <w:szCs w:val="24"/>
-          <w:rtl w:val="0"/>
-        </w:rPr>
-        <w:t xml:space="preserve">5. Jung II — o compromisso fenomenológico: psicologia empírica vs. metafísica disfarçada</w:t>
-      </w:r>
-      <w:r>
-        <w:rPr>
-          <w:rtl w:val="0"/>
-        </w:rPr>
-      </w:r>
-    </w:p>
-    <w:p>
-      <w:pPr>
-        <w:spacing w:after="60" w:line="276" w:lineRule="auto"/>
-        <w:ind w:left="431" w:firstLine="0"/>
-        <w:jc w:val="both"/>
-        <w:rPr/>
-      </w:pPr>
-      <w:r>
-        <w:rPr>
-          <w:rFonts w:ascii="Times New Roman" w:cs="Times New Roman" w:eastAsia="Times New Roman" w:hAnsi="Times New Roman"/>
-          <w:color w:val="000000"/>
-          <w:sz w:val="24"/>
-          <w:szCs w:val="24"/>
-          <w:rtl w:val="0"/>
-        </w:rPr>
-        <w:t xml:space="preserve">6. O risco da hipostasiação — quando o </w:t>
-      </w:r>
-      <w:r>
-        <w:rPr>
-          <w:rFonts w:ascii="Times New Roman" w:cs="Times New Roman" w:eastAsia="Times New Roman" w:hAnsi="Times New Roman"/>
-          <w:color w:val="000000"/>
-          <w:sz w:val="24"/>
-          <w:szCs w:val="24"/>
-          <w:rtl w:val="0"/>
-          <w:i w:val="1"/>
-          <w:iCs w:val="1"/>
-        </w:rPr>
-        <w:t xml:space="preserve">Selbst</w:t>
-      </w:r>
-      <w:r>
-        <w:rPr>
-          <w:rFonts w:ascii="Times New Roman" w:cs="Times New Roman" w:eastAsia="Times New Roman" w:hAnsi="Times New Roman"/>
-          <w:color w:val="000000"/>
-          <w:sz w:val="24"/>
-          <w:szCs w:val="24"/>
-          <w:rtl w:val="0"/>
-        </w:rPr>
-        <w:t xml:space="preserve"> vira dogma</w:t>
-      </w:r>
-      <w:r>
-        <w:rPr>
-          <w:rtl w:val="0"/>
-        </w:rPr>
-      </w:r>
-    </w:p>
-    <w:p>
-      <w:pPr>
-        <w:spacing w:after="60" w:line="276" w:lineRule="auto"/>
-        <w:ind w:left="431" w:firstLine="0"/>
-        <w:jc w:val="both"/>
-        <w:rPr/>
-      </w:pPr>
-      <w:r>
-        <w:rPr>
-          <w:rFonts w:ascii="Times New Roman" w:cs="Times New Roman" w:eastAsia="Times New Roman" w:hAnsi="Times New Roman"/>
-          <w:color w:val="000000"/>
-          <w:sz w:val="24"/>
-          <w:szCs w:val="24"/>
-          <w:rtl w:val="0"/>
-        </w:rPr>
-        <w:t xml:space="preserve">7. Giegerich I — a psicologia como disciplina da interioridade e a crítica à arquetipologia reificada</w:t>
-      </w:r>
-      <w:r>
-        <w:rPr>
-          <w:rtl w:val="0"/>
-        </w:rPr>
-      </w:r>
-    </w:p>
-    <w:p>
-      <w:pPr>
-        <w:spacing w:after="60" w:line="276" w:lineRule="auto"/>
-        <w:ind w:left="431" w:firstLine="0"/>
-        <w:jc w:val="both"/>
-        <w:rPr/>
-      </w:pPr>
-      <w:r>
-        <w:rPr>
-          <w:rFonts w:ascii="Times New Roman" w:cs="Times New Roman" w:eastAsia="Times New Roman" w:hAnsi="Times New Roman"/>
-          <w:color w:val="000000"/>
-          <w:sz w:val="24"/>
-          <w:szCs w:val="24"/>
-          <w:rtl w:val="0"/>
-        </w:rPr>
-        <w:t xml:space="preserve">8. Giegerich II — sonhar o mito adiante: como Giegerich lê o próprio Jung lendo Hegel</w:t>
-      </w:r>
-      <w:r>
-        <w:rPr>
-          <w:rtl w:val="0"/>
-        </w:rPr>
-      </w:r>
-    </w:p>
-    <w:p>
-      <w:pPr>
-        <w:spacing w:after="60" w:line="276" w:lineRule="auto"/>
-        <w:ind w:left="431" w:firstLine="0"/>
-        <w:jc w:val="both"/>
-        <w:rPr/>
-      </w:pPr>
-      <w:r>
-        <w:rPr>
-          <w:rFonts w:ascii="Times New Roman" w:cs="Times New Roman" w:eastAsia="Times New Roman" w:hAnsi="Times New Roman"/>
-          <w:color w:val="000000"/>
-          <w:sz w:val="24"/>
-          <w:szCs w:val="24"/>
-          <w:rtl w:val="0"/>
-        </w:rPr>
-        <w:t xml:space="preserve">9. Excurso — Lacan e "A Mulher não existe": a mesma lógica negativa por outra porta</w:t>
-      </w:r>
-      <w:r>
-        <w:rPr>
-          <w:rtl w:val="0"/>
-        </w:rPr>
-      </w:r>
-    </w:p>
-    <w:p>
-      <w:pPr>
-        <w:spacing w:after="60" w:line="276" w:lineRule="auto"/>
-        <w:ind w:left="431" w:firstLine="0"/>
-        <w:jc w:val="both"/>
-        <w:rPr/>
-      </w:pPr>
-      <w:r>
-        <w:rPr>
-          <w:rFonts w:ascii="Times New Roman" w:cs="Times New Roman" w:eastAsia="Times New Roman" w:hAnsi="Times New Roman"/>
-          <w:color w:val="000000"/>
-          <w:sz w:val="24"/>
-          <w:szCs w:val="24"/>
-          <w:rtl w:val="0"/>
-        </w:rPr>
-        <w:t xml:space="preserve">10. Deleuze I — a diferença como positividade anterior à negação</w:t>
-      </w:r>
-      <w:r>
-        <w:rPr>
-          <w:rtl w:val="0"/>
-        </w:rPr>
-      </w:r>
-    </w:p>
-    <w:p>
-      <w:pPr>
-        <w:spacing w:after="60" w:line="276" w:lineRule="auto"/>
-        <w:ind w:left="431" w:firstLine="0"/>
-        <w:jc w:val="both"/>
-        <w:rPr/>
-      </w:pPr>
-      <w:r>
-        <w:rPr>
-          <w:rFonts w:ascii="Times New Roman" w:cs="Times New Roman" w:eastAsia="Times New Roman" w:hAnsi="Times New Roman"/>
-          <w:color w:val="000000"/>
-          <w:sz w:val="24"/>
-          <w:szCs w:val="24"/>
-          <w:rtl w:val="0"/>
-        </w:rPr>
-        <w:t xml:space="preserve">11. Deleuze II — devir-mulher como linha de fuga e ruptura com o falogocentrismo</w:t>
-      </w:r>
-      <w:r>
-        <w:rPr>
-          <w:rtl w:val="0"/>
-        </w:rPr>
-      </w:r>
-    </w:p>
-    <w:p>
-      <w:pPr>
-        <w:spacing w:after="60" w:line="276" w:lineRule="auto"/>
-        <w:ind w:left="431" w:firstLine="0"/>
-        <w:jc w:val="both"/>
-        <w:rPr/>
-      </w:pPr>
-      <w:r>
-        <w:rPr>
-          <w:rFonts w:ascii="Times New Roman" w:cs="Times New Roman" w:eastAsia="Times New Roman" w:hAnsi="Times New Roman"/>
-          <w:color w:val="000000"/>
-          <w:sz w:val="24"/>
-          <w:szCs w:val="24"/>
-          <w:rtl w:val="0"/>
-        </w:rPr>
-        <w:t xml:space="preserve">12. Síntese tensa — o que Jung e Deleuze compartilham apesar de tudo, e onde divergem irredutivelmente</w:t>
-      </w:r>
-      <w:r>
-        <w:rPr>
-          <w:rtl w:val="0"/>
-        </w:rPr>
-      </w:r>
-    </w:p>
-    <w:p>
-      <w:pPr>
-        <w:spacing w:after="60" w:line="276" w:lineRule="auto"/>
-        <w:ind w:left="431" w:firstLine="0"/>
-        <w:jc w:val="both"/>
-        <w:rPr/>
-      </w:pPr>
-      <w:r>
-        <w:rPr>
-          <w:rFonts w:ascii="Times New Roman" w:cs="Times New Roman" w:eastAsia="Times New Roman" w:hAnsi="Times New Roman"/>
-          <w:color w:val="000000"/>
-          <w:sz w:val="24"/>
-          <w:szCs w:val="24"/>
-          <w:rtl w:val="0"/>
-        </w:rPr>
-        <w:t xml:space="preserve">13. Fechamento — por que a dialética psicológica só continua sendo psicologia enquanto permanece aberta</w:t>
-      </w:r>
-      <w:r>
-        <w:rPr>
-          <w:rtl w:val="0"/>
-        </w:rPr>
-      </w:r>
-    </w:p>
-    <w:p>
-      <w:pPr>
-        <w:spacing w:after="60" w:line="276" w:lineRule="auto"/>
-        <w:ind w:left="431" w:firstLine="0"/>
-        <w:jc w:val="both"/>
-        <w:rPr/>
-      </w:pPr>
-      <w:r>
-        <w:rPr>
-          <w:rFonts w:ascii="Times New Roman" w:cs="Times New Roman" w:eastAsia="Times New Roman" w:hAnsi="Times New Roman"/>
-          <w:color w:val="000000"/>
-          <w:sz w:val="24"/>
-          <w:szCs w:val="24"/>
-          <w:rtl w:val="0"/>
-        </w:rPr>
-        <w:t xml:space="preserve">Glossário</w:t>
-      </w:r>
-      <w:r>
-        <w:rPr>
-          <w:rtl w:val="0"/>
-        </w:rPr>
-      </w:r>
-    </w:p>
-    <w:p>
-      <w:pPr>
-        <w:spacing w:after="60" w:line="276" w:lineRule="auto"/>
-        <w:ind w:left="431" w:firstLine="0"/>
-        <w:jc w:val="both"/>
-        <w:rPr/>
-      </w:pPr>
-      <w:r>
-        <w:rPr>
-          <w:rFonts w:ascii="Times New Roman" w:cs="Times New Roman" w:eastAsia="Times New Roman" w:hAnsi="Times New Roman"/>
-          <w:color w:val="000000"/>
-          <w:sz w:val="24"/>
-          <w:szCs w:val="24"/>
-          <w:rtl w:val="0"/>
-        </w:rPr>
-        <w:t xml:space="preserve">Referências</w:t>
-      </w:r>
-      <w:r>
-        <w:rPr>
-          <w:rtl w:val="0"/>
-        </w:rPr>
+        <w:spacing w:after="120" w:line="360" w:lineRule="auto"/>
+        <w:jc w:val="left"/>
+        <w:rPr>
+          <w:rFonts w:ascii="Times New Roman" w:cs="Times New Roman" w:eastAsia="Times New Roman" w:hAnsi="Times New Roman"/>
+          <w:color w:val="000000"/>
+          <w:sz w:val="24"/>
+          <w:szCs w:val="24"/>
+        </w:rPr>
+      </w:pPr>
+      <w:r>
+        <w:rPr>
+          <w:rFonts w:ascii="Times New Roman" w:cs="Times New Roman" w:eastAsia="Times New Roman" w:hAnsi="Times New Roman"/>
+          <w:color w:val="000000"/>
+          <w:sz w:val="24"/>
+          <w:szCs w:val="24"/>
+        </w:rPr>
+        <w:fldChar w:fldCharType="begin" w:dirty="true"/>
+      </w:r>
+      <w:r>
+        <w:rPr>
+          <w:rFonts w:ascii="Times New Roman" w:cs="Times New Roman" w:eastAsia="Times New Roman" w:hAnsi="Times New Roman"/>
+          <w:color w:val="000000"/>
+          <w:sz w:val="24"/>
+          <w:szCs w:val="24"/>
+        </w:rPr>
+        <w:instrText xml:space="preserve"> TOC \o "1-1" \h \z \u </w:instrText>
+      </w:r>
+      <w:r>
+        <w:rPr>
+          <w:rFonts w:ascii="Times New Roman" w:cs="Times New Roman" w:eastAsia="Times New Roman" w:hAnsi="Times New Roman"/>
+          <w:color w:val="000000"/>
+          <w:sz w:val="24"/>
+          <w:szCs w:val="24"/>
+        </w:rPr>
+        <w:fldChar w:fldCharType="separate"/>
+      </w:r>
+      <w:r>
+        <w:rPr>
+          <w:rFonts w:ascii="Times New Roman" w:cs="Times New Roman" w:eastAsia="Times New Roman" w:hAnsi="Times New Roman"/>
+          <w:i w:val="1"/>
+          <w:iCs w:val="1"/>
+          <w:color w:val="000000"/>
+          <w:sz w:val="24"/>
+          <w:szCs w:val="24"/>
+        </w:rPr>
+        <w:t xml:space="preserve">Atualize o sumário (Word: clique com o botão direito → Atualizar campo).</w:t>
+      </w:r>
+      <w:r>
+        <w:rPr>
+          <w:rFonts w:ascii="Times New Roman" w:cs="Times New Roman" w:eastAsia="Times New Roman" w:hAnsi="Times New Roman"/>
+          <w:color w:val="000000"/>
+          <w:sz w:val="24"/>
+          <w:szCs w:val="24"/>
+        </w:rPr>
+        <w:fldChar w:fldCharType="end"/>
       </w:r>
     </w:p>
     <w:p>
@@ -613,6 +259,7 @@
     </w:p>
     <w:p>
       <w:pPr>
+        <w:pStyle w:val="Heading1"/>
         <w:pageBreakBefore w:val="1"/>
         <w:spacing w:after="120" w:before="480" w:lineRule="auto"/>
         <w:jc w:val="center"/>
@@ -825,7 +472,7 @@
           <w:szCs w:val="24"/>
           <w:rtl w:val="0"/>
         </w:rPr>
-        <w:t xml:space="preserve">Uma objeção previsível a esse método merece resposta direta, e não pode ser afastada por decreto. Hegel é um filósofo que criou um sistema especulativo do início do século XIX; Jung e Giegerich escrevem a partir da prática clínica e da história das religiões; Lacan fala a partir da psicanálise francesa dos anos 1960 e 1970; Deleuze constrói uma ontologia da diferença voltada contra a própria tradição dialética. Pôr esses autores em diálogo direto arrisca ignorar o que separa os seus vocabulários, as suas perguntas e os critérios pelos quais cada um valida o que afirma — produzindo semelhanças de superfície onde talvez não haja mais que homonímia. A resposta está no modo do procedimento, não na sua recusa. Em nenhum momento deste livro uma palavra como "negação", "oposto" ou "símbolo" é tratada como se designasse, em Hegel e em Jung, exatamente a mesma operação; o trabalho de cada capítulo é justamente localizar onde a semelhança verbal recobre uma diferença conceitual, e onde, sob vocabulários distintos, um mesmo problema de fato insiste. A leitura cruzada não pressupõe uma linguagem comum entre os autores; ela a constrói como resultado provisório da comparação — nunca como seu ponto de partida.</w:t>
+        <w:t xml:space="preserve">Uma objeção previsível a esse método merece resposta direta, e não pode ser afastada por decreto. Hegel é um filósofo que criou um sistema especulativo do início do século XIX; Jung e Giegerich escrevem a partir da prática clínica e da história das religiões; Lacan fala a partir da psicanálise francesa dos anos 1960 e 1970; Deleuze constrói uma ontologia da diferença voltada contra a própria tradição dialética. Pôr esses autores em diálogo direto arrisca ignorar o que separa os seus vocabulários, as suas perguntas e os critérios pelos quais cada um valida o que afirma — produzindo semelhanças de superfície onde talvez não haja mais que homonímia. A resposta está no modo do procedimento, não na sua recusa. Em nenhum momento deste livro uma palavra como "negação", "oposto" ou "símbolo" é tratada como se designasse, em Hegel e em Jung, exatamente a mesma operação; o trabalho de cada capítulo é justamente localizar onde a semelhança verbal recobre uma diferença conceitual, e onde, sob vocabulários distintos, um mesmo problema de fato insiste. A leitura cruzada não pressupõe uma linguagem comum entre os autores; ela a constrói como resultado provisório da comparação — nunca como seu ponto de partida. Vale explicitar o que esse procedimento não afirma: não se pretende demonstrar continuidade histórica entre os quatro autores, nem identidade conceitual entre os termos que cada um usa. O que se propõe é pô-los sob tensão em torno de um problema comum — o que a oposição faz quando não se deixa resolver —, e deixar que as diferenças entre as respostas sejam tão informativas quanto as semelhanças.</w:t>
       </w:r>
       <w:r>
         <w:rPr>
@@ -1074,6 +721,7 @@
     </w:p>
     <w:p>
       <w:pPr>
+        <w:pStyle w:val="Heading1"/>
         <w:pageBreakBefore w:val="1"/>
         <w:spacing w:after="120" w:before="480" w:lineRule="auto"/>
         <w:jc w:val="center"/>
@@ -1148,6 +796,7 @@
     </w:p>
     <w:p>
       <w:pPr>
+        <w:pStyle w:val="Heading2"/>
         <w:keepNext w:val="1"/>
         <w:spacing w:after="180" w:before="360" w:lineRule="auto"/>
         <w:jc w:val="left"/>
@@ -1591,6 +1240,7 @@
     </w:p>
     <w:p>
       <w:pPr>
+        <w:pStyle w:val="Heading2"/>
         <w:keepNext w:val="1"/>
         <w:spacing w:after="180" w:before="360" w:lineRule="auto"/>
         <w:jc w:val="left"/>
@@ -1726,6 +1376,7 @@
     </w:p>
     <w:p>
       <w:pPr>
+        <w:pStyle w:val="Heading2"/>
         <w:keepNext w:val="1"/>
         <w:spacing w:after="180" w:before="360" w:lineRule="auto"/>
         <w:jc w:val="left"/>
@@ -1983,7 +1634,7 @@
           <w:szCs w:val="24"/>
           <w:rtl w:val="0"/>
         </w:rPr>
-        <w:t xml:space="preserve">O que se segue, portanto, não é uma introdução comparada e neutra a quatro pensadores. É uma tentativa de manter viva — dinâmica, processual, recomeçada a cada novo material que emerge — uma dialética que, no momento em que é fixada, deixa de ser psicologia e vira dogma. Cada Estação deste livro é, nesse sentido, um exercício de resistir à própria tentação que o livro descreve.</w:t>
+        <w:t xml:space="preserve">É esse risco de hipostasiação — presente, com pesos diferentes, nas quatro direções que acabamos de percorrer — que dá ao título deste livro o seu sentido preciso. Chamo de dialética viva aquela que se recusa à estabilização: não porque deixe de produzir resultados, mas porque o resultado que produz não estanca a tensão que o gerou. A oposição muda de forma a cada passo do processo sem ser suprimida por ele, e o conceito que a nomeia permanece aberto à experiência que se propõe a descrever, em vez de se fechar sobre ela como uma fórmula que dispensa o retorno ao caso. É o oposto exato da dialética hipostasiada, cuja síntese, uma vez alcançada, já sabe de antemão o que a experiência vai confirmar. Foi para nomear esse quarto modo — que não é nem o corte que decide, nem a fusão que dissolve, nem a elevação que entende, mas a tensão que a paciente da vinheta inicial passou a habitar sem a resolver — que a expressão do título foi escolhida.</w:t>
       </w:r>
     </w:p>
     <w:p>
@@ -1992,17 +1643,21 @@
         <w:ind w:firstLine="720"/>
         <w:jc w:val="both"/>
         <w:rPr>
-          <w:i w:val="1"/>
-          <w:iCs w:val="1"/>
-        </w:rPr>
-      </w:pPr>
-      <w:r>
-        <w:rPr>
-          <w:i w:val="1"/>
-          <w:iCs w:val="1"/>
-          <w:rtl w:val="0"/>
-        </w:rPr>
-        <w:t xml:space="preserve">No mais, eu também estou em dúvida.</w:t>
+          <w:rFonts w:ascii="Times New Roman" w:cs="Times New Roman" w:eastAsia="Times New Roman" w:hAnsi="Times New Roman"/>
+          <w:color w:val="000000"/>
+          <w:sz w:val="24"/>
+          <w:szCs w:val="24"/>
+        </w:rPr>
+      </w:pPr>
+      <w:r>
+        <w:rPr>
+          <w:rFonts w:ascii="Times New Roman" w:cs="Times New Roman" w:eastAsia="Times New Roman" w:hAnsi="Times New Roman"/>
+          <w:color w:val="000000"/>
+          <w:sz w:val="24"/>
+          <w:szCs w:val="24"/>
+          <w:rtl w:val="0"/>
+        </w:rPr>
+        <w:t xml:space="preserve">O que se segue, portanto, não é uma introdução comparada e neutra a quatro pensadores. É uma tentativa de manter viva — dinâmica, processual, recomeçada a cada novo material que emerge — uma dialética que, no momento em que é fixada, deixa de ser psicologia e vira dogma. Cada Estação deste livro é, nesse sentido, um exercício de resistir à própria tentação que o livro descreve.</w:t>
       </w:r>
     </w:p>
     <w:p>
@@ -2021,6 +1676,25 @@
           <w:iCs w:val="1"/>
           <w:rtl w:val="0"/>
         </w:rPr>
+        <w:t xml:space="preserve">No mais, eu também estou em dúvida.</w:t>
+      </w:r>
+    </w:p>
+    <w:p>
+      <w:pPr>
+        <w:spacing w:line="360" w:lineRule="auto"/>
+        <w:ind w:firstLine="720"/>
+        <w:jc w:val="both"/>
+        <w:rPr>
+          <w:i w:val="1"/>
+          <w:iCs w:val="1"/>
+        </w:rPr>
+      </w:pPr>
+      <w:r>
+        <w:rPr>
+          <w:i w:val="1"/>
+          <w:iCs w:val="1"/>
+          <w:rtl w:val="0"/>
+        </w:rPr>
         <w:t xml:space="preserve">O último a sair que apague as luzes!</w:t>
       </w:r>
     </w:p>
@@ -2229,6 +1903,7 @@
     </w:p>
     <w:p>
       <w:pPr>
+        <w:pStyle w:val="Heading1"/>
         <w:pageBreakBefore w:val="1"/>
         <w:spacing w:after="120" w:before="480" w:lineRule="auto"/>
         <w:jc w:val="center"/>
@@ -2385,6 +2060,7 @@
     </w:p>
     <w:p>
       <w:pPr>
+        <w:pStyle w:val="Heading2"/>
         <w:keepNext w:val="1"/>
         <w:spacing w:after="180" w:before="360" w:lineRule="auto"/>
         <w:jc w:val="left"/>
@@ -2549,6 +2225,7 @@
     </w:p>
     <w:p>
       <w:pPr>
+        <w:pStyle w:val="Heading2"/>
         <w:keepNext w:val="1"/>
         <w:spacing w:after="180" w:before="360" w:lineRule="auto"/>
         <w:jc w:val="left"/>
@@ -2696,6 +2373,7 @@
     </w:p>
     <w:p>
       <w:pPr>
+        <w:pStyle w:val="Heading2"/>
         <w:keepNext w:val="1"/>
         <w:spacing w:after="180" w:before="360" w:lineRule="auto"/>
         <w:jc w:val="left"/>
@@ -3240,7 +2918,7 @@
           <w:szCs w:val="24"/>
           <w:rtl w:val="0"/>
         </w:rPr>
-        <w:t xml:space="preserve">Uma dialética cujo valor depende de sua direção para um fim já implícito no seu começo é uma dialética que não pode, em princípio, permanecer aberta. Ela pode ser complexa, pode ser lenta, pode passar por figuras de aparente fracasso e retrocesso — a </w:t>
+        <w:t xml:space="preserve">Arrisco, a esta altura, uma generalização: uma dialética cujo valor depende de sua direção para um fim já implícito no seu começo é uma dialética que não pode, em princípio, permanecer aberta. Ela pode ser complexa, pode ser lenta, pode passar por figuras de aparente fracasso e retrocesso — a </w:t>
       </w:r>
       <w:r>
         <w:rPr>
@@ -3294,6 +2972,7 @@
     </w:p>
     <w:p>
       <w:pPr>
+        <w:pStyle w:val="Heading2"/>
         <w:keepNext w:val="1"/>
         <w:spacing w:after="180" w:before="360" w:lineRule="auto"/>
         <w:jc w:val="left"/>
@@ -3988,7 +3667,7 @@
           <w:szCs w:val="24"/>
           <w:rtl w:val="0"/>
         </w:rPr>
-        <w:t xml:space="preserve">Nada disso, contudo, é neutro quanto à direção. A palavra que sustenta o método é comparativa, e o novo conceito é dito "mais elevado e mais rico" do que o precedente. Um comparativo pede uma medida, e a medida não se encontra em nenhum dos termos comparados. Que o ser-aí seja mais rico do que o puro ser só se decide de um ponto em que a série inteira já esteja disponível, e esse ponto não pertence a nenhum dos seus membros. Some-se a isso o modo como cada termo se despede. O puro ser não sobrevive como puro ser em lugar algum da </w:t>
+        <w:t xml:space="preserve">Nada disso, contudo, é neutro quanto à direção — e é aqui que proponho uma objeção interna ao próprio texto de Hegel, não uma recusa vinda de fora dele. A palavra que sustenta o método é comparativa, e o novo conceito é dito "mais elevado e mais rico" do que o precedente. Um comparativo pede uma medida, e a medida não se encontra em nenhum dos termos comparados. Que o ser-aí seja mais rico do que o puro ser só se decide de um ponto em que a série inteira já esteja disponível, e esse ponto não pertence a nenhum dos seus membros. Some-se a isso o modo como cada termo se despede. O puro ser não sobrevive como puro ser em lugar algum da </w:t>
       </w:r>
       <w:r>
         <w:rPr>
@@ -4020,6 +3699,7 @@
     </w:p>
     <w:p>
       <w:pPr>
+        <w:pStyle w:val="Heading2"/>
         <w:keepNext w:val="1"/>
         <w:spacing w:after="180" w:before="360" w:lineRule="auto"/>
         <w:jc w:val="left"/>
@@ -5226,6 +4906,7 @@
     </w:p>
     <w:p>
       <w:pPr>
+        <w:pStyle w:val="Heading1"/>
         <w:pageBreakBefore w:val="1"/>
         <w:spacing w:after="120" w:before="480" w:lineRule="auto"/>
         <w:jc w:val="center"/>
@@ -5414,6 +5095,7 @@
     </w:p>
     <w:p>
       <w:pPr>
+        <w:pStyle w:val="Heading2"/>
         <w:keepNext w:val="1"/>
         <w:spacing w:after="180" w:before="360" w:lineRule="auto"/>
         <w:jc w:val="left"/>
@@ -5485,6 +5167,7 @@
     </w:p>
     <w:p>
       <w:pPr>
+        <w:pStyle w:val="Heading2"/>
         <w:keepNext w:val="1"/>
         <w:spacing w:after="180" w:before="360" w:lineRule="auto"/>
         <w:jc w:val="left"/>
@@ -5562,6 +5245,7 @@
     </w:p>
     <w:p>
       <w:pPr>
+        <w:pStyle w:val="Heading2"/>
         <w:keepNext w:val="1"/>
         <w:spacing w:after="180" w:before="360" w:lineRule="auto"/>
         <w:jc w:val="left"/>
@@ -5648,6 +5332,7 @@
     </w:p>
     <w:p>
       <w:pPr>
+        <w:pStyle w:val="Heading2"/>
         <w:keepNext w:val="1"/>
         <w:spacing w:after="180" w:before="360" w:lineRule="auto"/>
         <w:jc w:val="left"/>
@@ -6034,6 +5719,7 @@
     </w:p>
     <w:p>
       <w:pPr>
+        <w:pStyle w:val="Heading2"/>
         <w:keepNext w:val="1"/>
         <w:spacing w:after="180" w:before="360" w:lineRule="auto"/>
         <w:jc w:val="left"/>
@@ -6557,7 +6243,7 @@
           <w:szCs w:val="24"/>
           <w:rtl w:val="0"/>
         </w:rPr>
-        <w:t xml:space="preserve">Reunidos, esses parágrafos exibem um encadeamento que dispensa comentário externo. A consciência ética age a partir de uma só lei; a culpa nasce do ato e não da intenção; o ato revela tarde demais a potência que ignorava; a lei divina cabe ao âmbito feminino; e a lei divina é definida por não vir à luz do dia da consciência. Quem ocupa o âmbito assim definido está impedido, por definição, de produzir a justificação que o capítulo virá a exigir. A derrota de Antígona no enredo é um episódio da peça</w:t>
+        <w:t xml:space="preserve">Reunidos, esses parágrafos exibem um encadeamento que dispensa comentário externo. A consciência ética age a partir de uma só lei; a culpa nasce do ato e não da intenção; o ato revela tarde demais a potência que ignorava; a lei divina cabe ao âmbito feminino; e a lei divina é definida por não vir à luz do dia da consciência. Quem ocupa o âmbito assim definido está impedido, por definição, de produzir a justificação que o capítulo virá a exigir. É essa a conclusão a que a leitura conduz: a derrota de Antígona no enredo é um episódio da peça</w:t>
       </w:r>
       <w:r>
         <w:rPr>
@@ -6583,6 +6269,7 @@
     </w:p>
     <w:p>
       <w:pPr>
+        <w:pStyle w:val="Heading2"/>
         <w:keepNext w:val="1"/>
         <w:spacing w:after="180" w:before="360" w:lineRule="auto"/>
         <w:jc w:val="left"/>
@@ -7421,6 +7108,7 @@
     </w:p>
     <w:p>
       <w:pPr>
+        <w:pStyle w:val="Heading2"/>
         <w:keepNext w:val="1"/>
         <w:spacing w:after="180" w:before="360" w:lineRule="auto"/>
         <w:jc w:val="left"/>
@@ -8451,6 +8139,7 @@
     </w:p>
     <w:p>
       <w:pPr>
+        <w:pStyle w:val="Heading1"/>
         <w:pageBreakBefore w:val="1"/>
         <w:spacing w:after="120" w:before="480" w:lineRule="auto"/>
         <w:jc w:val="center"/>
@@ -8579,6 +8268,7 @@
     </w:p>
     <w:p>
       <w:pPr>
+        <w:pStyle w:val="Heading2"/>
         <w:keepNext w:val="1"/>
         <w:spacing w:after="180" w:before="360" w:lineRule="auto"/>
         <w:jc w:val="left"/>
@@ -8922,6 +8612,7 @@
     </w:p>
     <w:p>
       <w:pPr>
+        <w:pStyle w:val="Heading2"/>
         <w:keepNext w:val="1"/>
         <w:spacing w:after="180" w:before="360" w:lineRule="auto"/>
         <w:jc w:val="left"/>
@@ -9009,6 +8700,7 @@
     </w:p>
     <w:p>
       <w:pPr>
+        <w:pStyle w:val="Heading2"/>
         <w:keepNext w:val="1"/>
         <w:spacing w:after="180" w:before="360" w:lineRule="auto"/>
         <w:jc w:val="left"/>
@@ -9174,7 +8866,7 @@
           <w:szCs w:val="24"/>
           <w:rtl w:val="0"/>
         </w:rPr>
-        <w:t xml:space="preserve"> (suprassunção) hegeliana não poderia ser mais nítida. Se a </w:t>
+        <w:t xml:space="preserve"> (suprassunção) hegeliana, sustento, não poderia ser mais nítida. Se a </w:t>
       </w:r>
       <w:r>
         <w:rPr>
@@ -9228,6 +8920,7 @@
     </w:p>
     <w:p>
       <w:pPr>
+        <w:pStyle w:val="Heading2"/>
         <w:keepNext w:val="1"/>
         <w:spacing w:after="180" w:before="360" w:lineRule="auto"/>
         <w:jc w:val="left"/>
@@ -9330,6 +9023,7 @@
     </w:p>
     <w:p>
       <w:pPr>
+        <w:pStyle w:val="Heading2"/>
         <w:keepNext w:val="1"/>
         <w:spacing w:after="180" w:before="360" w:lineRule="auto"/>
         <w:jc w:val="left"/>
@@ -9835,7 +9529,7 @@
           <w:szCs w:val="24"/>
           <w:rtl w:val="0"/>
         </w:rPr>
-        <w:t xml:space="preserve">Ela resiste em outro lugar, mais estreito do que se costuma supor. O terceiro hegeliano, na observação sobre o terceiro excluído, é a unidade da reflexão para a qual a oposição se retira como em seu fundamento: ele já estava nos termos, e o pensamento que o encontra encontra a verdade dos próprios termos. O terceiro de Jung é constelado pelos dois lados, mas procede da atividade do inconsciente, de um lugar que nenhum dos termos contém e que a consciência não percorre por dedução. Por isso Jung fala em nascimento. Um nascimento depende de alguém que o carregue, acontece numa data e pode malograr, e a condicional das definições de </w:t>
+        <w:t xml:space="preserve">Ela resiste, a meu ver, em outro lugar, mais estreito do que se costuma supor. O terceiro hegeliano, na observação sobre o terceiro excluído, é a unidade da reflexão para a qual a oposição se retira como em seu fundamento: ele já estava nos termos, e o pensamento que o encontra encontra a verdade dos próprios termos. O terceiro de Jung é constelado pelos dois lados, mas procede da atividade do inconsciente, de um lugar que nenhum dos termos contém e que a consciência não percorre por dedução. Por isso Jung fala em nascimento. Um nascimento depende de alguém que o carregue, acontece numa data e pode malograr, e a condicional das definições de </w:t>
       </w:r>
       <w:r>
         <w:rPr>
@@ -9890,6 +9584,7 @@
     </w:p>
     <w:p>
       <w:pPr>
+        <w:pStyle w:val="Heading2"/>
         <w:keepNext w:val="1"/>
         <w:spacing w:after="180" w:before="360" w:lineRule="auto"/>
         <w:jc w:val="left"/>
@@ -10231,7 +9926,7 @@
           <w:szCs w:val="24"/>
           <w:rtl w:val="0"/>
         </w:rPr>
-        <w:t xml:space="preserve">. Se Jones tem razão, a linguagem energética descreve valor, e valor é sentido para alguém. O terceiro junguiano ficaria, então, menos distante do conceito do que a metáfora da máquina faz crer, porque o que se mede ao falar da sua energia é uma intensidade de significado. A objeção obriga a reformular a tese sem desfazê-la. O que o vocabulário energético preserva é o caráter afetivo, quantitativo e passageiro daquilo que o símbolo transforma: um valor que pertence a alguém, que se intensifica e se esgota, que num momento move uma vida e no seguinte já não move nada. Um conceito determinado continua valendo quando ninguém o investe, ao passo que um símbolo sem carga se torna sinal. A energia psíquica, com toda a sua imprecisão, dá nome a essa dependência, e é ela que liga o terceiro vivo à pessoa que o suporta e ao tempo em que ele opera.</w:t>
+        <w:t xml:space="preserve">. Se Jones tem razão, a linguagem energética descreve valor, e valor é sentido para alguém. O terceiro junguiano ficaria, então, menos distante do conceito do que a metáfora da máquina faz crer, porque o que se mede ao falar da sua energia é uma intensidade de significado. A objeção obriga a reformular a tese sem desfazê-la, e a reformulação que proponho é esta: O que o vocabulário energético preserva é o caráter afetivo, quantitativo e passageiro daquilo que o símbolo transforma: um valor que pertence a alguém, que se intensifica e se esgota, que num momento move uma vida e no seguinte já não move nada. Um conceito determinado continua valendo quando ninguém o investe, ao passo que um símbolo sem carga se torna sinal. A energia psíquica, com toda a sua imprecisão, dá nome a essa dependência, e é ela que liga o terceiro vivo à pessoa que o suporta e ao tempo em que ele opera.</w:t>
       </w:r>
       <w:r>
         <w:rPr>
@@ -10803,6 +10498,7 @@
     </w:p>
     <w:p>
       <w:pPr>
+        <w:pStyle w:val="Heading1"/>
         <w:pageBreakBefore w:val="1"/>
         <w:spacing w:after="120" w:before="480" w:lineRule="auto"/>
         <w:jc w:val="center"/>
@@ -10893,6 +10589,7 @@
     </w:p>
     <w:p>
       <w:pPr>
+        <w:pStyle w:val="Heading2"/>
         <w:keepNext w:val="1"/>
         <w:spacing w:after="180" w:before="360" w:lineRule="auto"/>
         <w:jc w:val="left"/>
@@ -10979,6 +10676,7 @@
     </w:p>
     <w:p>
       <w:pPr>
+        <w:pStyle w:val="Heading2"/>
         <w:keepNext w:val="1"/>
         <w:spacing w:after="180" w:before="360" w:lineRule="auto"/>
         <w:jc w:val="left"/>
@@ -11059,6 +10757,7 @@
     </w:p>
     <w:p>
       <w:pPr>
+        <w:pStyle w:val="Heading2"/>
         <w:keepNext w:val="1"/>
         <w:spacing w:after="180" w:before="360" w:lineRule="auto"/>
         <w:jc w:val="left"/>
@@ -11313,6 +11012,7 @@
     </w:p>
     <w:p>
       <w:pPr>
+        <w:pStyle w:val="Heading2"/>
         <w:keepNext w:val="1"/>
         <w:spacing w:after="180" w:before="360" w:lineRule="auto"/>
         <w:jc w:val="left"/>
@@ -11730,7 +11430,7 @@
           <w:szCs w:val="24"/>
           <w:rtl w:val="0"/>
         </w:rPr>
-        <w:t xml:space="preserve">O mesmo fundamento, porém, corta nos dois sentidos. A pergunta retórica de Jung, "que é a realidade senão uma realidade em nós?", converte uma restrição epistemológica em prioridade ontológica. Dizer que só conhecemos o real através da psique é uma coisa; dizer que a realidade viva é o </w:t>
+        <w:t xml:space="preserve">O mesmo fundamento, porém, corta nos dois sentidos, e é aqui, a meu ver, que o compromisso fenomenológico se torna mais frágil. A pergunta retórica de Jung, "que é a realidade senão uma realidade em nós?", converte uma restrição epistemológica em prioridade ontológica. Dizer que só conhecemos o real através da psique é uma coisa; dizer que a realidade viva é o </w:t>
       </w:r>
       <w:r>
         <w:rPr>
@@ -11845,6 +11545,7 @@
     </w:p>
     <w:p>
       <w:pPr>
+        <w:pStyle w:val="Heading2"/>
         <w:keepNext w:val="1"/>
         <w:spacing w:after="180" w:before="360" w:lineRule="auto"/>
         <w:jc w:val="left"/>
@@ -12917,6 +12618,7 @@
     </w:p>
     <w:p>
       <w:pPr>
+        <w:pStyle w:val="Heading1"/>
         <w:pageBreakBefore w:val="1"/>
         <w:spacing w:after="120" w:before="480" w:lineRule="auto"/>
         <w:jc w:val="center"/>
@@ -13029,6 +12731,7 @@
     </w:p>
     <w:p>
       <w:pPr>
+        <w:pStyle w:val="Heading2"/>
         <w:keepNext w:val="1"/>
         <w:spacing w:after="180" w:before="360" w:lineRule="auto"/>
         <w:jc w:val="left"/>
@@ -13201,6 +12904,7 @@
     </w:p>
     <w:p>
       <w:pPr>
+        <w:pStyle w:val="Heading2"/>
         <w:keepNext w:val="1"/>
         <w:spacing w:after="180" w:before="360" w:lineRule="auto"/>
         <w:jc w:val="left"/>
@@ -13322,7 +13026,7 @@
           <w:szCs w:val="24"/>
           <w:rtl w:val="0"/>
         </w:rPr>
-        <w:t xml:space="preserve">Esse risco não é hipotético; ele se realizou em boa parte da recepção. James Hillman o diagnosticou já em 1971, ao denunciar o monoteísmo implícito de uma psicologia que subordina a multiplicidade das figuras psíquicas a um centro unificador e trata a integração como valor supremo</w:t>
+        <w:t xml:space="preserve">Esse risco, sustento, não é hipotético; ele se realizou em boa parte da recepção. James Hillman o diagnosticou já em 1971, ao denunciar o monoteísmo implícito de uma psicologia que subordina a multiplicidade das figuras psíquicas a um centro unificador e trata a integração como valor supremo</w:t>
       </w:r>
       <w:r>
         <w:rPr>
@@ -13560,6 +13264,7 @@
     </w:p>
     <w:p>
       <w:pPr>
+        <w:pStyle w:val="Heading2"/>
         <w:keepNext w:val="1"/>
         <w:spacing w:after="180" w:before="360" w:lineRule="auto"/>
         <w:jc w:val="left"/>
@@ -14064,7 +13769,7 @@
           <w:szCs w:val="24"/>
           <w:rtl w:val="0"/>
         </w:rPr>
-        <w:t xml:space="preserve">O mesmo desenho que torna o modelo útil concentra o deslize. Para haver um eixo, são necessários dois pontos. A totalidade, que por definição abrange o ego, aparece no diagrama como um segundo círculo dotado de centro próprio, e a relação entre a parte e o todo converte-se em relação entre duas entidades separadas por uma distância, ligadas por uma linha cuja integridade pode ser mantida ou perdida. Aquilo que Jung, em </w:t>
+        <w:t xml:space="preserve">É neste ponto, a meu ver, que o mesmo desenho que torna o modelo útil concentra o deslize. Para haver um eixo, são necessários dois pontos. A totalidade, que por definição abrange o ego, aparece no diagrama como um segundo círculo dotado de centro próprio, e a relação entre a parte e o todo converte-se em relação entre duas entidades separadas por uma distância, ligadas por uma linha cuja integridade pode ser mantida ou perdida. Aquilo que Jung, em </w:t>
       </w:r>
       <w:r>
         <w:rPr>
@@ -14118,6 +13823,7 @@
     </w:p>
     <w:p>
       <w:pPr>
+        <w:pStyle w:val="Heading2"/>
         <w:keepNext w:val="1"/>
         <w:spacing w:after="180" w:before="360" w:lineRule="auto"/>
         <w:jc w:val="left"/>
@@ -15262,6 +14968,7 @@
     </w:p>
     <w:p>
       <w:pPr>
+        <w:pStyle w:val="Heading1"/>
         <w:pageBreakBefore w:val="1"/>
         <w:spacing w:after="120" w:before="480" w:lineRule="auto"/>
         <w:jc w:val="center"/>
@@ -15464,6 +15171,7 @@
     </w:p>
     <w:p>
       <w:pPr>
+        <w:pStyle w:val="Heading2"/>
         <w:keepNext w:val="1"/>
         <w:spacing w:after="180" w:before="360" w:lineRule="auto"/>
         <w:jc w:val="left"/>
@@ -15701,6 +15409,7 @@
     </w:p>
     <w:p>
       <w:pPr>
+        <w:pStyle w:val="Heading2"/>
         <w:keepNext w:val="1"/>
         <w:spacing w:after="180" w:before="360" w:lineRule="auto"/>
         <w:jc w:val="left"/>
@@ -15872,6 +15581,7 @@
     </w:p>
     <w:p>
       <w:pPr>
+        <w:pStyle w:val="Heading2"/>
         <w:keepNext w:val="1"/>
         <w:spacing w:after="180" w:before="360" w:lineRule="auto"/>
         <w:jc w:val="left"/>
@@ -16346,6 +16056,7 @@
     </w:p>
     <w:p>
       <w:pPr>
+        <w:pStyle w:val="Heading2"/>
         <w:keepNext w:val="1"/>
         <w:spacing w:after="180" w:before="360" w:lineRule="auto"/>
         <w:jc w:val="left"/>
@@ -16638,6 +16349,7 @@
     </w:p>
     <w:p>
       <w:pPr>
+        <w:pStyle w:val="Heading2"/>
         <w:keepNext w:val="1"/>
         <w:spacing w:after="180" w:before="360" w:lineRule="auto"/>
         <w:jc w:val="left"/>
@@ -17226,6 +16938,7 @@
     </w:p>
     <w:p>
       <w:pPr>
+        <w:pStyle w:val="Heading1"/>
         <w:pageBreakBefore w:val="1"/>
         <w:spacing w:after="120" w:before="480" w:lineRule="auto"/>
         <w:jc w:val="center"/>
@@ -17290,16 +17003,17 @@
           <w:szCs w:val="24"/>
           <w:rtl w:val="0"/>
         </w:rPr>
-        <w:t xml:space="preserve">Ao corrigir a hipostasiação junguiana por meio de Hegel, Giegerich não estaria apenas trocando uma positividade por outra? Para responder, não basta reconstruir os conceitos gerais de sua psicologia. É preciso acompanhá-lo no ponto em que ele deixa de falar da psicologia em abstrato e passa a ler, texto por texto, o modo como o próprio Jung se relacionou com o cristianismo e com Hegel. É nessa leitura que o seu hegelianismo mostra a sua forma concreta — e, com ela, as suas consequências para o problema dos opostos que atravessa este livro.</w:t>
-      </w:r>
-      <w:r>
-        <w:rPr>
-          <w:rtl w:val="0"/>
-        </w:rPr>
-      </w:r>
-    </w:p>
-    <w:p>
-      <w:pPr>
+        <w:t xml:space="preserve">Para responder a essa pergunta, não basta reconstruir os conceitos gerais da psicologia de Giegerich. É preciso acompanhá-lo no ponto em que ele deixa de falar da psicologia em abstrato e passa a ler, texto por texto, o modo como o próprio Jung se relacionou com o cristianismo e com Hegel. É nessa leitura que o seu hegelianismo mostra a sua forma concreta — e, com ela, as suas consequências para o problema dos opostos que atravessa este livro.</w:t>
+      </w:r>
+      <w:r>
+        <w:rPr>
+          <w:rtl w:val="0"/>
+        </w:rPr>
+      </w:r>
+    </w:p>
+    <w:p>
+      <w:pPr>
+        <w:pStyle w:val="Heading2"/>
         <w:keepNext w:val="1"/>
         <w:spacing w:after="180" w:before="360" w:lineRule="auto"/>
         <w:jc w:val="left"/>
@@ -17464,6 +17178,7 @@
     </w:p>
     <w:p>
       <w:pPr>
+        <w:pStyle w:val="Heading2"/>
         <w:keepNext w:val="1"/>
         <w:spacing w:after="180" w:before="360" w:lineRule="auto"/>
         <w:jc w:val="left"/>
@@ -17612,6 +17327,7 @@
     </w:p>
     <w:p>
       <w:pPr>
+        <w:pStyle w:val="Heading2"/>
         <w:keepNext w:val="1"/>
         <w:spacing w:after="180" w:before="360" w:lineRule="auto"/>
         <w:jc w:val="left"/>
@@ -17844,6 +17560,7 @@
     </w:p>
     <w:p>
       <w:pPr>
+        <w:pStyle w:val="Heading2"/>
         <w:keepNext w:val="1"/>
         <w:spacing w:after="180" w:before="360" w:lineRule="auto"/>
         <w:jc w:val="left"/>
@@ -18212,6 +17929,7 @@
     </w:p>
     <w:p>
       <w:pPr>
+        <w:pStyle w:val="Heading2"/>
         <w:keepNext w:val="1"/>
         <w:spacing w:after="180" w:before="360" w:lineRule="auto"/>
         <w:jc w:val="left"/>
@@ -18922,6 +18640,7 @@
     </w:p>
     <w:p>
       <w:pPr>
+        <w:pStyle w:val="Heading1"/>
         <w:pageBreakBefore w:val="1"/>
         <w:spacing w:after="120" w:before="480" w:lineRule="auto"/>
         <w:jc w:val="center"/>
@@ -19058,6 +18777,7 @@
     </w:p>
     <w:p>
       <w:pPr>
+        <w:pStyle w:val="Heading2"/>
         <w:keepNext w:val="1"/>
         <w:spacing w:after="180" w:before="360" w:lineRule="auto"/>
         <w:jc w:val="left"/>
@@ -19317,6 +19037,7 @@
     </w:p>
     <w:p>
       <w:pPr>
+        <w:pStyle w:val="Heading2"/>
         <w:keepNext w:val="1"/>
         <w:spacing w:after="180" w:before="360" w:lineRule="auto"/>
         <w:jc w:val="left"/>
@@ -19478,16 +19199,17 @@
           <w:szCs w:val="24"/>
           <w:rtl w:val="0"/>
         </w:rPr>
-        <w:t xml:space="preserve">Essa distinção tem consequências diretas para o problema da hipostasiação. Se a negatividade avança, ela aponta para um resultado, e o resultado corre o risco de ser reificado — foi essa a suspeita levantada contra Giegerich. Se a negatividade apenas insiste, não há resultado a reificar. O risco passa a ser outro: o de reificar a própria falta, transformando-a num novo fundamento negativo, uma espécie de teologia apofática da estrutura. Os críticos de Lacan não deixaram de apontá-lo. Mas, no interior do problema que nos ocupa, a posição lacaniana tem o mérito de desligar a dialética de toda promessa de reconciliação.</w:t>
-      </w:r>
-      <w:r>
-        <w:rPr>
-          <w:rtl w:val="0"/>
-        </w:rPr>
-      </w:r>
-    </w:p>
-    <w:p>
-      <w:pPr>
+        <w:t xml:space="preserve">Essa distinção, a meu ver, tem consequências diretas para o problema da hipostasiação. Se a negatividade avança, ela aponta para um resultado, e o resultado corre o risco de ser reificado — foi essa a suspeita levantada contra Giegerich. Se a negatividade apenas insiste, não há resultado a reificar. O risco passa a ser outro: o de reificar a própria falta, transformando-a num novo fundamento negativo, uma espécie de teologia apofática da estrutura. Os críticos de Lacan não deixaram de apontá-lo. Mas, no interior do problema que nos ocupa, a posição lacaniana tem o mérito de desligar a dialética de toda promessa de reconciliação.</w:t>
+      </w:r>
+      <w:r>
+        <w:rPr>
+          <w:rtl w:val="0"/>
+        </w:rPr>
+      </w:r>
+    </w:p>
+    <w:p>
+      <w:pPr>
+        <w:pStyle w:val="Heading2"/>
         <w:keepNext w:val="1"/>
         <w:spacing w:after="180" w:before="360" w:lineRule="auto"/>
         <w:jc w:val="left"/>
@@ -20115,6 +19837,7 @@
     </w:p>
     <w:p>
       <w:pPr>
+        <w:pStyle w:val="Heading2"/>
         <w:keepNext w:val="1"/>
         <w:spacing w:after="180" w:before="360" w:lineRule="auto"/>
         <w:jc w:val="left"/>
@@ -20445,6 +20168,7 @@
     </w:p>
     <w:p>
       <w:pPr>
+        <w:pStyle w:val="Heading2"/>
         <w:keepNext w:val="1"/>
         <w:spacing w:after="180" w:before="360" w:lineRule="auto"/>
         <w:jc w:val="left"/>
@@ -20688,6 +20412,7 @@
     </w:p>
     <w:p>
       <w:pPr>
+        <w:pStyle w:val="Heading2"/>
         <w:keepNext w:val="1"/>
         <w:spacing w:after="180" w:before="360" w:lineRule="auto"/>
         <w:jc w:val="left"/>
@@ -21321,6 +21046,7 @@
     </w:p>
     <w:p>
       <w:pPr>
+        <w:pStyle w:val="Heading1"/>
         <w:pageBreakBefore w:val="1"/>
         <w:spacing w:after="120" w:before="480" w:lineRule="auto"/>
         <w:jc w:val="center"/>
@@ -21462,6 +21188,7 @@
     </w:p>
     <w:p>
       <w:pPr>
+        <w:pStyle w:val="Heading2"/>
         <w:keepNext w:val="1"/>
         <w:spacing w:after="180" w:before="360" w:lineRule="auto"/>
         <w:jc w:val="left"/>
@@ -21655,6 +21382,7 @@
     </w:p>
     <w:p>
       <w:pPr>
+        <w:pStyle w:val="Heading2"/>
         <w:keepNext w:val="1"/>
         <w:spacing w:after="180" w:before="360" w:lineRule="auto"/>
         <w:jc w:val="left"/>
@@ -22029,6 +21757,7 @@
     </w:p>
     <w:p>
       <w:pPr>
+        <w:pStyle w:val="Heading2"/>
         <w:keepNext w:val="1"/>
         <w:spacing w:after="180" w:before="360" w:lineRule="auto"/>
         <w:jc w:val="left"/>
@@ -22200,6 +21929,7 @@
     </w:p>
     <w:p>
       <w:pPr>
+        <w:pStyle w:val="Heading2"/>
         <w:keepNext w:val="1"/>
         <w:spacing w:after="180" w:before="360" w:lineRule="auto"/>
         <w:jc w:val="left"/>
@@ -22421,7 +22151,7 @@
           <w:szCs w:val="24"/>
           <w:rtl w:val="0"/>
         </w:rPr>
-        <w:t xml:space="preserve">Essa convergência permite propor uma leitura do arquétipo que escapa, ao mesmo tempo, à hipostasiação e à dissolução hegeliana proposta por Giegerich. Se o arquétipo em si for entendido como um problema virtual, ao qual as imagens respondem de modos diferentes — e não como uma forma invariável que nelas simplesmente se manifesta —, as imagens deixam de ser cópias de um modelo e passam a ser soluções criadoras. O arquétipo não estaria por trás delas, como essência; estaria nelas, como o campo problemático que elas atualizam sem esgotar. A distinção junguiana entre arquétipo e imagem arquetípica seria preservada, mas perderia o seu caráter substancialista: o que é irrepresentável no arquétipo não seria uma coisa oculta, mas a natureza problemática do que as imagens tentam resolver.</w:t>
+        <w:t xml:space="preserve">Dessa convergência, proponho extrair uma leitura do arquétipo que escapa, ao mesmo tempo, à hipostasiação e à dissolução hegeliana proposta por Giegerich. Se o arquétipo em si for entendido como um problema virtual, ao qual as imagens respondem de modos diferentes — e não como uma forma invariável que nelas simplesmente se manifesta —, as imagens deixam de ser cópias de um modelo e passam a ser soluções criadoras. O arquétipo não estaria por trás delas, como essência; estaria nelas, como o campo problemático que elas atualizam sem esgotar. A distinção junguiana entre arquétipo e imagem arquetípica seria preservada, mas perderia o seu caráter substancialista: o que é irrepresentável no arquétipo não seria uma coisa oculta, mas a natureza problemática do que as imagens tentam resolver.</w:t>
       </w:r>
       <w:r>
         <w:rPr>
@@ -22476,6 +22206,7 @@
     </w:p>
     <w:p>
       <w:pPr>
+        <w:pStyle w:val="Heading2"/>
         <w:keepNext w:val="1"/>
         <w:spacing w:after="180" w:before="360" w:lineRule="auto"/>
         <w:jc w:val="left"/>
@@ -22663,6 +22394,7 @@
     </w:p>
     <w:p>
       <w:pPr>
+        <w:pStyle w:val="Heading2"/>
         <w:keepNext w:val="1"/>
         <w:spacing w:after="180" w:before="360" w:lineRule="auto"/>
         <w:jc w:val="left"/>
@@ -22893,6 +22625,7 @@
     </w:p>
     <w:p>
       <w:pPr>
+        <w:pStyle w:val="Heading2"/>
         <w:keepNext w:val="1"/>
         <w:spacing w:after="180" w:before="360" w:lineRule="auto"/>
         <w:jc w:val="left"/>
@@ -23507,6 +23240,7 @@
     </w:p>
     <w:p>
       <w:pPr>
+        <w:pStyle w:val="Heading2"/>
         <w:keepNext w:val="1"/>
         <w:spacing w:after="180" w:before="360" w:lineRule="auto"/>
         <w:jc w:val="left"/>
@@ -24163,6 +23897,7 @@
     </w:p>
     <w:p>
       <w:pPr>
+        <w:pStyle w:val="Heading1"/>
         <w:pageBreakBefore w:val="1"/>
         <w:spacing w:after="120" w:before="480" w:lineRule="auto"/>
         <w:jc w:val="center"/>
@@ -24327,6 +24062,7 @@
     </w:p>
     <w:p>
       <w:pPr>
+        <w:pStyle w:val="Heading2"/>
         <w:keepNext w:val="1"/>
         <w:spacing w:after="180" w:before="360" w:lineRule="auto"/>
         <w:jc w:val="left"/>
@@ -24520,6 +24256,7 @@
     </w:p>
     <w:p>
       <w:pPr>
+        <w:pStyle w:val="Heading2"/>
         <w:keepNext w:val="1"/>
         <w:spacing w:after="180" w:before="360" w:lineRule="auto"/>
         <w:jc w:val="left"/>
@@ -24712,6 +24449,7 @@
     </w:p>
     <w:p>
       <w:pPr>
+        <w:pStyle w:val="Heading2"/>
         <w:keepNext w:val="1"/>
         <w:spacing w:after="180" w:before="360" w:lineRule="auto"/>
         <w:jc w:val="left"/>
@@ -24845,6 +24583,7 @@
     </w:p>
     <w:p>
       <w:pPr>
+        <w:pStyle w:val="Heading2"/>
         <w:keepNext w:val="1"/>
         <w:spacing w:after="180" w:before="360" w:lineRule="auto"/>
         <w:jc w:val="left"/>
@@ -24999,6 +24738,7 @@
     </w:p>
     <w:p>
       <w:pPr>
+        <w:pStyle w:val="Heading2"/>
         <w:keepNext w:val="1"/>
         <w:spacing w:after="180" w:before="360" w:lineRule="auto"/>
         <w:jc w:val="left"/>
@@ -25268,6 +25008,7 @@
     </w:p>
     <w:p>
       <w:pPr>
+        <w:pStyle w:val="Heading2"/>
         <w:keepNext w:val="1"/>
         <w:spacing w:after="180" w:before="360" w:lineRule="auto"/>
         <w:jc w:val="left"/>
@@ -25831,6 +25572,7 @@
     </w:p>
     <w:p>
       <w:pPr>
+        <w:pStyle w:val="Heading2"/>
         <w:keepNext w:val="1"/>
         <w:spacing w:after="180" w:before="360" w:lineRule="auto"/>
         <w:jc w:val="left"/>
@@ -25892,7 +25634,7 @@
           <w:szCs w:val="24"/>
           <w:rtl w:val="0"/>
         </w:rPr>
-        <w:t xml:space="preserve">A suspeita pode ser formulada em termos hegelianos. Em Hegel, o feminino era um momento que o espírito atravessava em direção à universalidade; em Deleuze, o devir-mulher é um momento que o desejo atravessa em direção ao imperceptível. A direção é inversa — não se vai do particular ao universal, mas do molar ao molecular —, e a teleologia foi, em princípio, abolida. Mas a estrutura de travessia permanece: há um primeiro devir, pelo qual todos os outros passam, e há um último, que é o seu horizonte. É possível que Deleuze tenha substituído a </w:t>
+        <w:t xml:space="preserve">Arrisco formular a suspeita em termos hegelianos: Em Hegel, o feminino era um momento que o espírito atravessava em direção à universalidade; em Deleuze, o devir-mulher é um momento que o desejo atravessa em direção ao imperceptível. A direção é inversa — não se vai do particular ao universal, mas do molar ao molecular —, e a teleologia foi, em princípio, abolida. Mas a estrutura de travessia permanece: há um primeiro devir, pelo qual todos os outros passam, e há um último, que é o seu horizonte. É possível que Deleuze tenha substituído a </w:t>
       </w:r>
       <w:r>
         <w:rPr>
@@ -26397,6 +26139,7 @@
     </w:p>
     <w:p>
       <w:pPr>
+        <w:pStyle w:val="Heading1"/>
         <w:pageBreakBefore w:val="1"/>
         <w:spacing w:after="120" w:before="480" w:lineRule="auto"/>
         <w:jc w:val="center"/>
@@ -26517,6 +26260,7 @@
     </w:p>
     <w:p>
       <w:pPr>
+        <w:pStyle w:val="Heading2"/>
         <w:keepNext w:val="1"/>
         <w:spacing w:after="180" w:before="360" w:lineRule="auto"/>
         <w:jc w:val="left"/>
@@ -26627,6 +26371,7 @@
     </w:p>
     <w:p>
       <w:pPr>
+        <w:pStyle w:val="Heading2"/>
         <w:keepNext w:val="1"/>
         <w:spacing w:after="180" w:before="360" w:lineRule="auto"/>
         <w:jc w:val="left"/>
@@ -26858,6 +26603,7 @@
     </w:p>
     <w:p>
       <w:pPr>
+        <w:pStyle w:val="Heading2"/>
         <w:keepNext w:val="1"/>
         <w:spacing w:after="180" w:before="360" w:lineRule="auto"/>
         <w:jc w:val="left"/>
@@ -27006,6 +26752,7 @@
     </w:p>
     <w:p>
       <w:pPr>
+        <w:pStyle w:val="Heading2"/>
         <w:keepNext w:val="1"/>
         <w:spacing w:after="180" w:before="360" w:lineRule="auto"/>
         <w:jc w:val="left"/>
@@ -27189,16 +26936,17 @@
           <w:szCs w:val="24"/>
           <w:rtl w:val="0"/>
         </w:rPr>
-        <w:t xml:space="preserve">E, no entanto, a divergência pode ser lida de modo a iluminar o que está em jogo no problema da hipostasiação. Talvez a totalidade junguiana seja indispensável como imagem — como aquilo que a psique produz quando precisa organizar-se diante do caos, e cuja função clínica Jung observou repetidamente nos momentos de crise. E talvez ela se torne perigosa apenas quando deixa de ser imagem e passa a ser tomada como descrição da estrutura última da psique. Nesse caso, Deleuze não refutaria Jung, mas o lembraria de sua própria advertência: a mandala é um símbolo, e o símbolo morre quando se torna dogma.</w:t>
-      </w:r>
-      <w:r>
-        <w:rPr>
-          <w:rtl w:val="0"/>
-        </w:rPr>
-      </w:r>
-    </w:p>
-    <w:p>
-      <w:pPr>
+        <w:t xml:space="preserve">Proponho, no entanto, uma leitura da divergência que ilumina o que está em jogo no problema da hipostasiação. Talvez a totalidade junguiana seja indispensável como imagem — como aquilo que a psique produz quando precisa organizar-se diante do caos, e cuja função clínica Jung observou repetidamente nos momentos de crise. E talvez ela se torne perigosa apenas quando deixa de ser imagem e passa a ser tomada como descrição da estrutura última da psique. Nesse caso, Deleuze não refutaria Jung, mas o lembraria de sua própria advertência: a mandala é um símbolo, e o símbolo morre quando se torna dogma.</w:t>
+      </w:r>
+      <w:r>
+        <w:rPr>
+          <w:rtl w:val="0"/>
+        </w:rPr>
+      </w:r>
+    </w:p>
+    <w:p>
+      <w:pPr>
+        <w:pStyle w:val="Heading2"/>
         <w:keepNext w:val="1"/>
         <w:spacing w:after="180" w:before="360" w:lineRule="auto"/>
         <w:jc w:val="left"/>
@@ -27347,6 +27095,7 @@
     </w:p>
     <w:p>
       <w:pPr>
+        <w:pStyle w:val="Heading2"/>
         <w:keepNext w:val="1"/>
         <w:spacing w:after="180" w:before="360" w:lineRule="auto"/>
         <w:jc w:val="left"/>
@@ -27687,6 +27436,7 @@
     </w:p>
     <w:p>
       <w:pPr>
+        <w:pStyle w:val="Heading2"/>
         <w:keepNext w:val="1"/>
         <w:spacing w:after="180" w:before="360" w:lineRule="auto"/>
         <w:jc w:val="left"/>
@@ -28435,6 +28185,7 @@
     </w:p>
     <w:p>
       <w:pPr>
+        <w:pStyle w:val="Heading1"/>
         <w:pageBreakBefore w:val="1"/>
         <w:spacing w:after="120" w:before="480" w:lineRule="auto"/>
         <w:jc w:val="center"/>
@@ -28531,6 +28282,7 @@
     </w:p>
     <w:p>
       <w:pPr>
+        <w:pStyle w:val="Heading2"/>
         <w:keepNext w:val="1"/>
         <w:spacing w:after="180" w:before="360" w:lineRule="auto"/>
         <w:jc w:val="left"/>
@@ -28760,6 +28512,7 @@
     </w:p>
     <w:p>
       <w:pPr>
+        <w:pStyle w:val="Heading2"/>
         <w:keepNext w:val="1"/>
         <w:spacing w:after="180" w:before="360" w:lineRule="auto"/>
         <w:jc w:val="left"/>
@@ -28982,6 +28735,7 @@
     </w:p>
     <w:p>
       <w:pPr>
+        <w:pStyle w:val="Heading2"/>
         <w:keepNext w:val="1"/>
         <w:spacing w:after="180" w:before="360" w:lineRule="auto"/>
         <w:jc w:val="left"/>
@@ -29355,6 +29109,7 @@
     </w:p>
     <w:p>
       <w:pPr>
+        <w:pStyle w:val="Heading2"/>
         <w:keepNext w:val="1"/>
         <w:spacing w:after="180" w:before="360" w:lineRule="auto"/>
         <w:jc w:val="left"/>
@@ -29509,6 +29264,7 @@
     </w:p>
     <w:p>
       <w:pPr>
+        <w:pStyle w:val="Heading2"/>
         <w:keepNext w:val="1"/>
         <w:spacing w:after="180" w:before="360" w:lineRule="auto"/>
         <w:jc w:val="left"/>
@@ -29625,6 +29381,7 @@
     </w:p>
     <w:p>
       <w:pPr>
+        <w:pStyle w:val="Heading2"/>
         <w:keepNext w:val="1"/>
         <w:spacing w:after="180" w:before="360" w:lineRule="auto"/>
         <w:jc w:val="left"/>
@@ -30050,6 +29807,7 @@
     </w:p>
     <w:p>
       <w:pPr>
+        <w:pStyle w:val="Heading1"/>
         <w:pageBreakBefore w:val="1"/>
         <w:spacing w:after="120" w:before="480" w:lineRule="auto"/>
         <w:jc w:val="center"/>
@@ -31686,6 +31444,7 @@
     </w:p>
     <w:p>
       <w:pPr>
+        <w:pStyle w:val="Heading1"/>
         <w:pageBreakBefore w:val="1"/>
         <w:spacing w:after="120" w:before="480" w:lineRule="auto"/>
         <w:jc w:val="center"/>
@@ -50222,36 +49981,24 @@
     <w:basedOn w:val="Normal"/>
     <w:next w:val="Normal"/>
     <w:pPr>
-      <w:keepNext w:val="0"/>
+      <w:keepNext w:val="1"/>
       <w:keepLines w:val="0"/>
-      <w:pageBreakBefore w:val="0"/>
+      <w:pageBreakBefore w:val="1"/>
       <w:widowControl w:val="1"/>
-      <w:pBdr>
-        <w:top w:space="0" w:sz="0" w:val="nil"/>
-        <w:left w:space="0" w:sz="0" w:val="nil"/>
-        <w:bottom w:space="0" w:sz="0" w:val="nil"/>
-        <w:right w:space="0" w:sz="0" w:val="nil"/>
-        <w:between w:space="0" w:sz="0" w:val="nil"/>
-      </w:pBdr>
-      <w:shd w:fill="auto" w:val="clear"/>
-      <w:spacing w:after="0" w:before="0" w:line="240" w:lineRule="auto"/>
+      <w:spacing w:after="120" w:before="480" w:lineRule="auto"/>
       <w:ind w:left="0" w:right="0" w:firstLine="0"/>
-      <w:jc w:val="left"/>
+      <w:jc w:val="center"/>
+      <w:outlineLvl w:val="0"/>
     </w:pPr>
     <w:rPr>
       <w:rFonts w:ascii="Times New Roman" w:cs="Times New Roman" w:eastAsia="Times New Roman" w:hAnsi="Times New Roman"/>
-      <w:b w:val="0"/>
-      <w:bCs w:val="0"/>
+      <w:b w:val="1"/>
+      <w:bCs w:val="1"/>
       <w:i w:val="0"/>
       <w:iCs w:val="0"/>
-      <w:smallCaps w:val="0"/>
-      <w:strike w:val="0"/>
-      <w:color w:val="2e74b5"/>
-      <w:sz w:val="32"/>
-      <w:szCs w:val="32"/>
-      <w:u w:val="none"/>
-      <w:shd w:fill="auto" w:val="clear"/>
-      <w:vertAlign w:val="baseline"/>
+      <w:color w:val="000000"/>
+      <w:sz w:val="28"/>
+      <w:szCs w:val="28"/>
     </w:rPr>
   </w:style>
   <w:style w:type="paragraph" w:styleId="Heading2">
@@ -50259,36 +50006,24 @@
     <w:basedOn w:val="Normal"/>
     <w:next w:val="Normal"/>
     <w:pPr>
-      <w:keepNext w:val="0"/>
+      <w:keepNext w:val="1"/>
       <w:keepLines w:val="0"/>
       <w:pageBreakBefore w:val="0"/>
       <w:widowControl w:val="1"/>
-      <w:pBdr>
-        <w:top w:space="0" w:sz="0" w:val="nil"/>
-        <w:left w:space="0" w:sz="0" w:val="nil"/>
-        <w:bottom w:space="0" w:sz="0" w:val="nil"/>
-        <w:right w:space="0" w:sz="0" w:val="nil"/>
-        <w:between w:space="0" w:sz="0" w:val="nil"/>
-      </w:pBdr>
-      <w:shd w:fill="auto" w:val="clear"/>
-      <w:spacing w:after="0" w:before="0" w:line="240" w:lineRule="auto"/>
+      <w:spacing w:after="180" w:before="360" w:lineRule="auto"/>
       <w:ind w:left="0" w:right="0" w:firstLine="0"/>
       <w:jc w:val="left"/>
+      <w:outlineLvl w:val="1"/>
     </w:pPr>
     <w:rPr>
       <w:rFonts w:ascii="Times New Roman" w:cs="Times New Roman" w:eastAsia="Times New Roman" w:hAnsi="Times New Roman"/>
-      <w:b w:val="0"/>
-      <w:bCs w:val="0"/>
+      <w:b w:val="1"/>
+      <w:bCs w:val="1"/>
       <w:i w:val="0"/>
       <w:iCs w:val="0"/>
-      <w:smallCaps w:val="0"/>
-      <w:strike w:val="0"/>
-      <w:color w:val="2e74b5"/>
-      <w:sz w:val="26"/>
-      <w:szCs w:val="26"/>
-      <w:u w:val="none"/>
-      <w:shd w:fill="auto" w:val="clear"/>
-      <w:vertAlign w:val="baseline"/>
+      <w:color w:val="000000"/>
+      <w:sz w:val="24"/>
+      <w:szCs w:val="24"/>
     </w:rPr>
   </w:style>
   <w:style w:type="paragraph" w:styleId="Heading3">

--- a/dialetica_viva/entrega/A Dialética Viva - Pedro Perússolo.docx
+++ b/dialetica_viva/entrega/A Dialética Viva - Pedro Perússolo.docx
@@ -586,7 +586,7 @@
           <w:szCs w:val="24"/>
           <w:rtl w:val="0"/>
         </w:rPr>
-        <w:t xml:space="preserve"> publicada pela Editora Vozes, com indicação do volume e, quando pertinente, do parágrafo. Onde a formulação de um autor é reconstruída em vez de citada literalmente, a nota o indica com a expressão "paráfrase nossa". As obras de Giegerich, que ainda não dispõem de tradução para o português, são citadas a partir das edições em inglês; as de Deleuze, Lacan e Hegel, a partir das traduções brasileiras, quando disponíveis. As referências completas de cada Estação estão reunidas, ao final do volume, numa bibliografia geral, precedida de um glossário dos conceitos centrais.</w:t>
+        <w:t xml:space="preserve"> publicada pela Editora Vozes, com indicação do volume e, quando pertinente, do parágrafo. Onde a formulação de um autor é reconstruída em vez de citada literalmente, a nota o indica com a expressão "paráfrase nossa". As obras de Giegerich, que ainda não dispõem de tradução para o português, são citadas a partir das edições em inglês; as de Deleuze, Lacan e Hegel, a partir das traduções brasileiras, quando disponíveis. Duas exceções a essa regra merecem registro: a Ciência da lógica é citada integralmente pela edição inglesa de A. V. Miller, cuja numeração de parágrafos é a mais usada na literatura secundária consultada, ainda que exista tradução brasileira; e duas obras de Deleuze sem tradução para o português — Nietzsche y la filosofía e Spinoza: filosofía práctica — são citadas pelas edições espanholas. Advertência semelhante vale para Tipos psicológicos: o verbete "Símbolo" é citado ora pela numeração de parágrafo da edição brasileira (§§903, 905, 906), ora pela da edição inglesa de R. F. C. Hull (§§825, 827) quando a formulação citada é traduzida diretamente do inglês; cada nota indica a qual das duas se refere. As referências completas de cada Estação estão reunidas, ao final do volume, numa bibliografia geral, precedida de um glossário dos conceitos centrais.</w:t>
       </w:r>
       <w:r>
         <w:rPr>
@@ -17505,29 +17505,29 @@
           <w:szCs w:val="24"/>
           <w:rtl w:val="0"/>
         </w:rPr>
-        <w:t xml:space="preserve">Daí não se segue que Giegerich simplesmente reproduza os preconceitos de Hegel. O seu argumento visa a forma lógica da consciência, e não as mulheres nem o feminino como categoria antropológica; ele poderia responder que a leitura aqui proposta confunde, precisamente, os planos que a diferença psicológica pretende separar. A coincidência, porém, não é acidental: quando a dialética é pensada como movimento que vai da imediatez natural à mediação conceitual, aquilo que é culturalmente associado à natureza, ao corpo e à imediatez tende a ocupar, na estrutura, o lugar do que deve ser suprimido. A questão é de estrutura, não de intenção — e a estrutura é a da </w:t>
-      </w:r>
-      <w:r>
-        <w:rPr>
-          <w:rFonts w:ascii="Times New Roman" w:cs="Times New Roman" w:eastAsia="Times New Roman" w:hAnsi="Times New Roman"/>
-          <w:color w:val="000000"/>
-          <w:sz w:val="24"/>
-          <w:szCs w:val="24"/>
-          <w:rtl w:val="0"/>
-          <w:i w:val="1"/>
-          <w:iCs w:val="1"/>
-        </w:rPr>
-        <w:t xml:space="preserve">Aufhebung</w:t>
-      </w:r>
-      <w:r>
-        <w:rPr>
-          <w:rFonts w:ascii="Times New Roman" w:cs="Times New Roman" w:eastAsia="Times New Roman" w:hAnsi="Times New Roman"/>
-          <w:color w:val="000000"/>
-          <w:sz w:val="24"/>
-          <w:szCs w:val="24"/>
-          <w:rtl w:val="0"/>
-        </w:rPr>
-        <w:t xml:space="preserve">.</w:t>
+        <w:t xml:space="preserve">Daí não se segue que Giegerich simplesmente reproduza os preconceitos de Hegel. O seu argumento visa a forma lógica da consciência, e não as mulheres nem o feminino como categoria antropológica; ele poderia responder que a leitura aqui proposta confunde, precisamente, os planos que a diferença psicológica pretende separar. A coincidência, porém, não é acidental — nem por isso é necessária no sentido forte que a Estação 3 recusou. A forma da Aufhebung exige que algum termo ocupe o lugar do que deve ser suprimido; não exige que esse termo seja a natureza, o corpo ou o feminino. O que explica a coincidência não é a lógica do procedimento, mas o mesmo repertório cultural que já associava o feminino à imediatez em Hegel: onde esse repertório está disponível, é ele, e não a forma da Aufhebung, que decide qual termo ocupa o lugar vago.</w:t>
+      </w:r>
+      <w:r>
+        <w:rPr>
+          <w:rFonts w:ascii="Times New Roman" w:cs="Times New Roman" w:eastAsia="Times New Roman" w:hAnsi="Times New Roman"/>
+          <w:color w:val="000000"/>
+          <w:sz w:val="24"/>
+          <w:szCs w:val="24"/>
+          <w:rtl w:val="0"/>
+          <w:i w:val="1"/>
+          <w:iCs w:val="1"/>
+        </w:rPr>
+        <w:t xml:space="preserve"/>
+      </w:r>
+      <w:r>
+        <w:rPr>
+          <w:rFonts w:ascii="Times New Roman" w:cs="Times New Roman" w:eastAsia="Times New Roman" w:hAnsi="Times New Roman"/>
+          <w:color w:val="000000"/>
+          <w:sz w:val="24"/>
+          <w:szCs w:val="24"/>
+          <w:rtl w:val="0"/>
+        </w:rPr>
+        <w:t xml:space="preserve"/>
       </w:r>
       <w:r>
         <w:rPr>
@@ -18728,7 +18728,7 @@
           <w:szCs w:val="24"/>
           <w:rtl w:val="0"/>
         </w:rPr>
-        <w:t xml:space="preserve">Há uma segunda razão para o desvio, mais diretamente ligada ao fio que atravessa o percurso. O feminino aparece duas vezes no lugar do que a dialética precisa superar: em Hegel, como a lei divina de Antígona suprimida pela universalidade do Estado; em Giegerich, como o quarto elemento cuja reintegração na imagem divina representaria uma regressão. A fórmula lacaniana segundo a qual "A Mulher não existe" parece, à primeira vista, radicalizar esse gesto. Ela diz, porém, outra coisa — e essa outra coisa, embora escape à teleologia hegeliana, mantém o feminino num regime de definição negativa que Deleuze tentará romper.</w:t>
+        <w:t xml:space="preserve">Há uma segunda razão para o desvio, mais diretamente ligada ao fio que atravessa o percurso. O feminino aparece duas vezes no lugar do que cada dialética efetivamente superou: em Hegel, como a lei divina de Antígona suprimida pela universalidade do Estado; em Giegerich, como o quarto elemento cuja reintegração na imagem divina representaria uma regressão. A fórmula lacaniana segundo a qual "A Mulher não existe" parece, à primeira vista, radicalizar esse gesto. Ela diz, porém, outra coisa — e essa outra coisa, embora escape à teleologia hegeliana, mantém o feminino num regime de definição negativa que Deleuze tentará romper.</w:t>
       </w:r>
       <w:r>
         <w:rPr>
@@ -23962,7 +23962,7 @@
           <w:szCs w:val="24"/>
           <w:rtl w:val="0"/>
         </w:rPr>
-        <w:t xml:space="preserve">Em Hegel, em Giegerich e em Lacan, o feminino aparece no lugar do que a dialética não consegue pensar em si mesmo. A Antígona de Hegel era o momento da lei divina que o espírito precisava suprimir para chegar à universalidade do Estado. O quarto elemento que Jung acrescentava à Trindade era lido por Giegerich como regressão da forma lógica do cristianismo à imagem natural da Mãe. A Mulher lacaniana escapava à totalidade apenas sob a condição de ser definida como não-toda em relação à função fálica. Em cada caso, o feminino era pensado a partir de outro termo — como momento, como complemento, como falta.</w:t>
+        <w:t xml:space="preserve">Em Hegel, em Giegerich e em Lacan, o feminino aparece no lugar do que a dialética não consegue pensar em si mesmo. A Antígona de Hegel era o momento da lei divina que o espírito de fato suprimiu para chegar à universalidade do Estado. O quarto elemento que Jung acrescentava à Trindade era lido por Giegerich como regressão da forma lógica do cristianismo à imagem natural da Mãe. A Mulher lacaniana escapava à totalidade apenas sob a condição de ser definida como não-toda em relação à função fálica. Em cada caso, o feminino era pensado a partir de outro termo — como momento, como complemento, como falta.</w:t>
       </w:r>
       <w:r>
         <w:rPr>

--- a/dialetica_viva/entrega/A Dialética Viva - Pedro Perússolo.docx
+++ b/dialetica_viva/entrega/A Dialética Viva - Pedro Perússolo.docx
@@ -22779,7 +22779,7 @@
           <w:szCs w:val="24"/>
           <w:rtl w:val="0"/>
         </w:rPr>
-        <w:t xml:space="preserve">. Ana Maroni formulou com precisão o que essa virada antecipava: "Foi exatamente isso que Jung percebeu quando rompeu com a psicanálise. Denunciou esse fato sessenta anos antes de O Anti-Édipo, de Gilles Deleuze e Félix Guattari: o desejo comportado da psicanálise não dá conta da explosão delirante da psicose"</w:t>
+        <w:t xml:space="preserve">. Amnéris Maroni formulou com precisão o que essa virada antecipava: "Foi exatamente isso que Jung percebeu quando rompeu com a psicanálise. Denunciou esse fato sessenta anos antes de O Anti-Édipo, de Gilles Deleuze e Félix Guattari: o desejo comportado da psicanálise não dá conta da explosão delirante da psicose"</w:t>
       </w:r>
       <w:r>
         <w:rPr>
@@ -41731,17 +41731,17 @@
           <w:szCs w:val="20"/>
           <w:rtl w:val="0"/>
         </w:rPr>
-        <w:t xml:space="preserve">17(3), 57-77, pp. 62 e 64 e nota 4</w:t>
-      </w:r>
-      <w:r>
-        <w:rPr>
-          <w:rFonts w:ascii="Times New Roman" w:cs="Times New Roman" w:eastAsia="Times New Roman" w:hAnsi="Times New Roman"/>
-          <w:color w:val="000000"/>
-          <w:sz w:val="20"/>
-          <w:szCs w:val="20"/>
-          <w:rtl w:val="0"/>
-        </w:rPr>
-        <w:t xml:space="preserve">. https://doi.org/10.1080/19342039.2023.2225749. Tradução nossa. A divisão da função transcendente em três aspectos, que Mills relê como estágios de uma suprassunção, é tomada por ele de Jeffrey Miller.</w:t>
+        <w:t xml:space="preserve">17(3), 57-77, pp. 63 e 65 e nota 4</w:t>
+      </w:r>
+      <w:r>
+        <w:rPr>
+          <w:rFonts w:ascii="Times New Roman" w:cs="Times New Roman" w:eastAsia="Times New Roman" w:hAnsi="Times New Roman"/>
+          <w:color w:val="000000"/>
+          <w:sz w:val="20"/>
+          <w:szCs w:val="20"/>
+          <w:rtl w:val="0"/>
+        </w:rPr>
+        <w:t xml:space="preserve">. https://doi.org/10.1080/19342039.2023.2225749. Tradução nossa. As duas últimas frases citadas pertencem à nota final 4 do artigo, não ao corpo do texto. A divisão da função transcendente em três aspectos, que Mills relê como estágios de uma suprassunção, é tomada por ele de Jeffrey Miller.</w:t>
       </w:r>
       <w:r>
         <w:rPr>

--- a/dialetica_viva/entrega/A Dialética Viva - Pedro Perússolo.docx
+++ b/dialetica_viva/entrega/A Dialética Viva - Pedro Perússolo.docx
@@ -2143,7 +2143,7 @@
           <w:szCs w:val="24"/>
           <w:rtl w:val="0"/>
         </w:rPr>
-        <w:t xml:space="preserve">: suprimir e conservar ao mesmo tempo. Ele escreve, na observação que segue à passagem sobre o devir: </w:t>
+        <w:t xml:space="preserve">: suprimir e conservar ao mesmo tempo. Ele escreve, na observação que segue à passagem sobre o devir:</w:t>
       </w:r>
     </w:p>
     <w:p>
@@ -3103,7 +3103,7 @@
           <w:szCs w:val="22"/>
           <w:rtl w:val="0"/>
         </w:rPr>
-        <w:t xml:space="preserve">Porque o resultado, a negação, é uma negação determinada, ela tem um conteúdo. É um novo conceito, porém mais elevado e mais rico do que o precedente, pois se enriqueceu pela negação ou pelo oposto deste, e portanto o contém, mas também algo mais, e é a unidade de si mesmo e do seu oposto"</w:t>
+        <w:t xml:space="preserve">Porque o resultado, a negação, é uma negação determinada, ela tem um conteúdo. É um novo conceito, porém mais elevado e mais rico do que o precedente, pois se enriqueceu pela negação ou pelo oposto deste, e portanto o contém, mas também algo mais, e é a unidade de si mesmo e do seu oposto.</w:t>
       </w:r>
       <w:r>
         <w:rPr>
@@ -3113,7 +3113,7 @@
           <w:szCs w:val="22"/>
           <w:rtl w:val="0"/>
         </w:rPr>
-        <w:t xml:space="preserve">.</w:t>
+        <w:t xml:space="preserve"/>
       </w:r>
       <w:r>
         <w:rPr>
@@ -3585,7 +3585,7 @@
           <w:szCs w:val="22"/>
           <w:rtl w:val="0"/>
         </w:rPr>
-        <w:t xml:space="preserve">Determinação é a determinidade afirmativa como o em-si com o qual o algo, em seu ser-aí, permanece em acordo diante do seu enredamento com o outro pelo qual poderia ser determinado, mantendo-se em sua igualdade consigo e fazendo valer a sua determinação em seu ser-para-outro"</w:t>
+        <w:t xml:space="preserve">Determinação é a determinidade afirmativa como o em-si com o qual o algo, em seu ser-aí, permanece em acordo diante do seu enredamento com o outro pelo qual poderia ser determinado, mantendo-se em sua igualdade consigo e fazendo valer a sua determinação em seu ser-para-outro.</w:t>
       </w:r>
       <w:r>
         <w:rPr>
@@ -3595,7 +3595,7 @@
           <w:szCs w:val="22"/>
           <w:rtl w:val="0"/>
         </w:rPr>
-        <w:t xml:space="preserve">.</w:t>
+        <w:t xml:space="preserve"/>
       </w:r>
       <w:r>
         <w:rPr>
@@ -3898,7 +3898,7 @@
           <w:szCs w:val="22"/>
           <w:rtl w:val="0"/>
         </w:rPr>
-        <w:t xml:space="preserve">é uma forma de vida autoconsciente, isto é, é uma forma de vida que desenvolveu várias práticas sociais para refletir sobre o que ela toma como autoritativo para si mesma, quanto a saber se essas práticas estão à altura das suas próprias pretensões e alcançam os fins que elas mesmas estabelecem"</w:t>
+        <w:t xml:space="preserve">é uma forma de vida autoconsciente, isto é, é uma forma de vida que desenvolveu várias práticas sociais para refletir sobre o que ela toma como autoritativo para si mesma, quanto a saber se essas práticas estão à altura das suas próprias pretensões e alcançam os fins que elas mesmas estabelecem.</w:t>
       </w:r>
       <w:r>
         <w:rPr>
@@ -3908,7 +3908,7 @@
           <w:szCs w:val="22"/>
           <w:rtl w:val="0"/>
         </w:rPr>
-        <w:t xml:space="preserve">.</w:t>
+        <w:t xml:space="preserve"/>
       </w:r>
       <w:r>
         <w:rPr>
@@ -4147,7 +4147,7 @@
           <w:szCs w:val="22"/>
           <w:rtl w:val="0"/>
         </w:rPr>
-        <w:t xml:space="preserve">Tal história dialética não afirma que as 'formações da consciência' posteriores estivessem 'fadadas' a suceder as formas anteriores, ou que as formas anteriores estivessem 'visando' as posteriores; ela afirma que apenas elas (ou algo muito parecido com elas) podem ser vistas retrospectivamente como tendo completado as anteriores, como tendo fornecido uma estrutura que, retrospectivamente, pode ser compreendida como tendo resolvido as insuficiências das anteriores, de tal maneira que essa forma de vida posterior tem em si os recursos para justificar o seu modo de tomar as coisas como compensando as insuficiências das formas de vida reflexivas anteriores"</w:t>
+        <w:t xml:space="preserve">Tal história dialética não afirma que as 'formações da consciência' posteriores estivessem 'fadadas' a suceder as formas anteriores, ou que as formas anteriores estivessem 'visando' as posteriores; ela afirma que apenas elas (ou algo muito parecido com elas) podem ser vistas retrospectivamente como tendo completado as anteriores, como tendo fornecido uma estrutura que, retrospectivamente, pode ser compreendida como tendo resolvido as insuficiências das anteriores, de tal maneira que essa forma de vida posterior tem em si os recursos para justificar o seu modo de tomar as coisas como compensando as insuficiências das formas de vida reflexivas anteriores.</w:t>
       </w:r>
       <w:r>
         <w:rPr>
@@ -4157,7 +4157,7 @@
           <w:szCs w:val="22"/>
           <w:rtl w:val="0"/>
         </w:rPr>
-        <w:t xml:space="preserve">.</w:t>
+        <w:t xml:space="preserve"/>
       </w:r>
       <w:r>
         <w:rPr>
@@ -5951,7 +5951,7 @@
           <w:szCs w:val="22"/>
           <w:rtl w:val="0"/>
         </w:rPr>
-        <w:t xml:space="preserve">A relação [entre homem e mulher] em sua forma não mesclada encontra-se, porém, naquela entre irmão e irmã. Eles são o mesmo sangue, que neles, contudo, alcançou um estado de repouso e equilíbrio. Por isso não se desejam um ao outro, nem deram um ao outro ou receberam um do outro esse ser-para-si independente; ao contrário, são individualidades livres um em relação ao outro"</w:t>
+        <w:t xml:space="preserve">A relação [entre homem e mulher] em sua forma não mesclada encontra-se, porém, naquela entre irmão e irmã. Eles são o mesmo sangue, que neles, contudo, alcançou um estado de repouso e equilíbrio. Por isso não se desejam um ao outro, nem deram um ao outro ou receberam um do outro esse ser-para-si independente; ao contrário, são individualidades livres um em relação ao outro.</w:t>
       </w:r>
       <w:r>
         <w:rPr>
@@ -5961,7 +5961,7 @@
           <w:szCs w:val="22"/>
           <w:rtl w:val="0"/>
         </w:rPr>
-        <w:t xml:space="preserve">.</w:t>
+        <w:t xml:space="preserve"/>
       </w:r>
       <w:r>
         <w:rPr>
@@ -6010,7 +6010,7 @@
           <w:szCs w:val="24"/>
           <w:rtl w:val="0"/>
         </w:rPr>
-        <w:t xml:space="preserve">O que Hegel atribui à irmã nessa relação depurada tem duas faces, e a segunda desfaz boa parte do que a primeira concede. De um lado, "o feminino, na forma da irmã, tem a mais alta consciência intuitiva do que é ético". De outro, na continuação imediata da mesma frase, </w:t>
+        <w:t xml:space="preserve">O que Hegel atribui à irmã nessa relação depurada tem duas faces, e a segunda desfaz boa parte do que a primeira concede. De um lado, "o feminino, na forma da irmã, tem a mais alta consciência intuitiva do que é ético". De outro, na continuação imediata da mesma frase,</w:t>
       </w:r>
     </w:p>
     <w:p>
@@ -6166,7 +6166,7 @@
           <w:szCs w:val="22"/>
           <w:rtl w:val="0"/>
         </w:rPr>
-        <w:t xml:space="preserve">Uma vez que a comunidade só obtém existência por meio da sua interferência na felicidade da Família e da dissolução da autoconsciência [individual] no universal, ela cria para si, naquilo que reprime e que ao mesmo tempo lhe é essencial, um inimigo interno: a feminilidade em geral. A feminilidade, a eterna ironia [na vida] da comunidade, converte por intriga o fim universal do governo em fim privado, transforma a sua atividade universal em obra de algum indivíduo particular e perverte a propriedade universal do Estado em posse e ornamento da Família"</w:t>
+        <w:t xml:space="preserve">Uma vez que a comunidade só obtém existência por meio da sua interferência na felicidade da Família e da dissolução da autoconsciência [individual] no universal, ela cria para si, naquilo que reprime e que ao mesmo tempo lhe é essencial, um inimigo interno: a feminilidade em geral. A feminilidade, a eterna ironia [na vida] da comunidade, converte por intriga o fim universal do governo em fim privado, transforma a sua atividade universal em obra de algum indivíduo particular e perverte a propriedade universal do Estado em posse e ornamento da Família.</w:t>
       </w:r>
       <w:r>
         <w:rPr>
@@ -6176,7 +6176,7 @@
           <w:szCs w:val="22"/>
           <w:rtl w:val="0"/>
         </w:rPr>
-        <w:t xml:space="preserve">.</w:t>
+        <w:t xml:space="preserve"/>
       </w:r>
       <w:r>
         <w:rPr>
@@ -6336,7 +6336,7 @@
           <w:szCs w:val="22"/>
           <w:rtl w:val="0"/>
         </w:rPr>
-        <w:t xml:space="preserve">spetta alla femminilità, custode del legame con il sangue, il compito di raccogliere la virilità in figura conclusa, permettendo così che si elevi alla pace dell'universalità pura, fuori e sopra l'inquietudine della vita contingente e della successione di un esserci disperso"</w:t>
+        <w:t xml:space="preserve">spetta alla femminilità, custode del legame con il sangue, il compito di raccogliere la virilità in figura conclusa, permettendo così che si elevi alla pace dell'universalità pura, fuori e sopra l'inquietudine della vita contingente e della successione di un esserci disperso.</w:t>
       </w:r>
       <w:r>
         <w:rPr>
@@ -6346,7 +6346,7 @@
           <w:szCs w:val="22"/>
           <w:rtl w:val="0"/>
         </w:rPr>
-        <w:t xml:space="preserve">.</w:t>
+        <w:t xml:space="preserve"/>
       </w:r>
       <w:r>
         <w:rPr>
@@ -6408,7 +6408,7 @@
           <w:szCs w:val="22"/>
           <w:rtl w:val="0"/>
         </w:rPr>
-        <w:t xml:space="preserve">cabe à feminilidade, guardiã do vínculo com o sangue, a tarefa de recolher a virilidade em figura acabada, permitindo assim que ela se eleve à paz da universalidade pura, fora e acima da inquietude da vida contingente e da sucessão de um existir disperso</w:t>
+        <w:t xml:space="preserve">cabe à feminilidade, guardiã do vínculo com o sangue, a tarefa de recolher a virilidade em figura acabada, permitindo assim que ela se eleve à paz da universalidade pura, fora e acima da inquietude da vida contingente e da sucessão de um existir disperso.</w:t>
       </w:r>
       <w:r>
         <w:rPr>
@@ -6416,7 +6416,7 @@
           <w:szCs w:val="22"/>
           <w:rtl w:val="0"/>
         </w:rPr>
-        <w:t xml:space="preserve">"</w:t>
+        <w:t xml:space="preserve"/>
       </w:r>
       <w:r>
         <w:rPr>
@@ -8893,8 +8893,6 @@
       <w:r>
         <w:rPr>
           <w:rFonts w:ascii="Times New Roman" w:cs="Times New Roman" w:eastAsia="Times New Roman" w:hAnsi="Times New Roman"/>
-          <w:i w:val="1"/>
-          <w:iCs w:val="1"/>
           <w:color w:val="000000"/>
           <w:sz w:val="24"/>
           <w:szCs w:val="24"/>
@@ -9134,7 +9132,7 @@
           <w:szCs w:val="22"/>
           <w:rtl w:val="0"/>
         </w:rPr>
-        <w:t xml:space="preserve">, mas um movimento que sai da suspensão entre os opostos, um nascimento vivo que conduz a um novo nível do ser, a uma nova situação"</w:t>
+        <w:t xml:space="preserve">, mas um movimento que sai da suspensão entre os opostos, um nascimento vivo que conduz a um novo nível do ser, a uma nova situação.</w:t>
       </w:r>
       <w:r>
         <w:rPr>
@@ -9144,7 +9142,7 @@
           <w:szCs w:val="22"/>
           <w:rtl w:val="0"/>
         </w:rPr>
-        <w:t xml:space="preserve">.</w:t>
+        <w:t xml:space="preserve"/>
       </w:r>
       <w:r>
         <w:rPr>
@@ -11126,7 +11124,7 @@
           <w:szCs w:val="24"/>
           <w:rtl w:val="0"/>
         </w:rPr>
-        <w:t xml:space="preserve">A passagem decisiva vem pouco depois, quando Jung propõe o terceiro termo: </w:t>
+        <w:t xml:space="preserve">A passagem decisiva vem pouco depois, quando Jung propõe o terceiro termo:</w:t>
       </w:r>
     </w:p>
     <w:p>
@@ -17505,7 +17503,51 @@
           <w:szCs w:val="24"/>
           <w:rtl w:val="0"/>
         </w:rPr>
-        <w:t xml:space="preserve">Daí não se segue que Giegerich simplesmente reproduza os preconceitos de Hegel. O seu argumento visa a forma lógica da consciência, e não as mulheres nem o feminino como categoria antropológica; ele poderia responder que a leitura aqui proposta confunde, precisamente, os planos que a diferença psicológica pretende separar. A coincidência, porém, não é acidental — nem por isso é necessária no sentido forte que a Estação 3 recusou. A forma da Aufhebung exige que algum termo ocupe o lugar do que deve ser suprimido; não exige que esse termo seja a natureza, o corpo ou o feminino. O que explica a coincidência não é a lógica do procedimento, mas o mesmo repertório cultural que já associava o feminino à imediatez em Hegel: onde esse repertório está disponível, é ele, e não a forma da Aufhebung, que decide qual termo ocupa o lugar vago.</w:t>
+        <w:t xml:space="preserve">Daí não se segue que Giegerich simplesmente reproduza os preconceitos de Hegel. O seu argumento visa a forma lógica da consciência, e não as mulheres nem o feminino como categoria antropológica; ele poderia responder que a leitura aqui proposta confunde, precisamente, os planos que a diferença psicológica pretende separar. A coincidência, porém, não é acidental — nem por isso é necessária no sentido forte que a Estação 3 recusou. A forma da </w:t>
+      </w:r>
+      <w:r>
+        <w:rPr>
+          <w:rFonts w:ascii="Times New Roman" w:cs="Times New Roman" w:eastAsia="Times New Roman" w:hAnsi="Times New Roman"/>
+          <w:color w:val="000000"/>
+          <w:sz w:val="24"/>
+          <w:szCs w:val="24"/>
+          <w:rtl w:val="0"/>
+          <w:i w:val="1"/>
+          <w:iCs w:val="1"/>
+        </w:rPr>
+        <w:t xml:space="preserve">Aufhebung</w:t>
+      </w:r>
+      <w:r>
+        <w:rPr>
+          <w:rFonts w:ascii="Times New Roman" w:cs="Times New Roman" w:eastAsia="Times New Roman" w:hAnsi="Times New Roman"/>
+          <w:color w:val="000000"/>
+          <w:sz w:val="24"/>
+          <w:szCs w:val="24"/>
+          <w:rtl w:val="0"/>
+        </w:rPr>
+        <w:t xml:space="preserve"> exige que algum termo ocupe o lugar do que deve ser suprimido; não exige que esse termo seja a natureza, o corpo ou o feminino. O que explica a coincidência não é a lógica do procedimento, mas o mesmo repertório cultural que já associava o feminino à imediatez em Hegel: onde esse repertório está disponível, é ele, e não a forma da </w:t>
+      </w:r>
+      <w:r>
+        <w:rPr>
+          <w:rFonts w:ascii="Times New Roman" w:cs="Times New Roman" w:eastAsia="Times New Roman" w:hAnsi="Times New Roman"/>
+          <w:color w:val="000000"/>
+          <w:sz w:val="24"/>
+          <w:szCs w:val="24"/>
+          <w:rtl w:val="0"/>
+          <w:i w:val="1"/>
+          <w:iCs w:val="1"/>
+        </w:rPr>
+        <w:t xml:space="preserve">Aufhebung</w:t>
+      </w:r>
+      <w:r>
+        <w:rPr>
+          <w:rFonts w:ascii="Times New Roman" w:cs="Times New Roman" w:eastAsia="Times New Roman" w:hAnsi="Times New Roman"/>
+          <w:color w:val="000000"/>
+          <w:sz w:val="24"/>
+          <w:szCs w:val="24"/>
+          <w:rtl w:val="0"/>
+        </w:rPr>
+        <w:t xml:space="preserve">, que decide qual termo ocupa o lugar vago.</w:t>
       </w:r>
       <w:r>
         <w:rPr>
@@ -22517,7 +22559,7 @@
           <w:szCs w:val="24"/>
           <w:rtl w:val="0"/>
         </w:rPr>
-        <w:t xml:space="preserve">Há algo de junguiano nessa crítica, e os autores o reconhecem, embora com reservas severas. Ao lembrar a ruptura entre Freud e Jung, eles recuperam o seu ponto de partida: </w:t>
+        <w:t xml:space="preserve">Há algo de junguiano nessa crítica, e os autores o reconhecem, embora com reservas severas. Ao lembrar a ruptura entre Freud e Jung, eles recuperam o seu ponto de partida:</w:t>
       </w:r>
     </w:p>
     <w:p>
@@ -22895,7 +22937,7 @@
           <w:szCs w:val="24"/>
           <w:rtl w:val="0"/>
         </w:rPr>
-        <w:t xml:space="preserve">O que chamou a minha atenção em 2016, e continua a me parecer decisivo, é que os autores descrevem a passagem entre as sínteses em termos explicitamente energéticos: </w:t>
+        <w:t xml:space="preserve">O que chamou a minha atenção em 2016, e continua a me parecer decisivo, é que os autores descrevem a passagem entre as sínteses em termos explicitamente energéticos:</w:t>
       </w:r>
     </w:p>
     <w:p>
@@ -22990,7 +23032,7 @@
           <w:szCs w:val="24"/>
           <w:rtl w:val="0"/>
         </w:rPr>
-        <w:t xml:space="preserve">A terceira síntese reforçava essa intuição. Os autores descrevem o consumo da máquina desejante como um nascimento: </w:t>
+        <w:t xml:space="preserve">A terceira síntese reforçava essa intuição. Os autores descrevem o consumo da máquina desejante como um nascimento:</w:t>
       </w:r>
     </w:p>
     <w:p>
@@ -24777,7 +24819,7 @@
           <w:szCs w:val="24"/>
           <w:rtl w:val="0"/>
         </w:rPr>
-        <w:t xml:space="preserve">O conceito de devir-mulher foi recebido com desconfiança por boa parte do pensamento feminista, e as razões dessa desconfiança precisam ser levadas a sério, porque tocam exatamente no problema em exame. A primeira objeção foi formulada por Alice Jardine, que via na apropriação do feminino pelos filósofos franceses dos anos 1970 — Deleuze entre eles — um novo capítulo da longa história em que o feminino serve como metáfora para os problemas do sujeito masculino. A pergunta com que ela fecha o argumento é direta: </w:t>
+        <w:t xml:space="preserve">O conceito de devir-mulher foi recebido com desconfiança por boa parte do pensamento feminista, e as razões dessa desconfiança precisam ser levadas a sério, porque tocam exatamente no problema em exame. A primeira objeção foi formulada por Alice Jardine, que via na apropriação do feminino pelos filósofos franceses dos anos 1970 — Deleuze entre eles — um novo capítulo da longa história em que o feminino serve como metáfora para os problemas do sujeito masculino. A pergunta com que ela fecha o argumento é direta:</w:t>
       </w:r>
     </w:p>
     <w:p>
@@ -24818,7 +24860,7 @@
           <w:szCs w:val="24"/>
           <w:rtl w:val="0"/>
         </w:rPr>
-        <w:t xml:space="preserve"> [tradução nossa]</w:t>
+        <w:t xml:space="preserve">[tradução nossa]. O devir-mulher seria, nessa leitura, uma operação</w:t>
       </w:r>
       <w:r>
         <w:rPr>
@@ -24834,7 +24876,7 @@
           <w:szCs w:val="24"/>
           <w:rtl w:val="0"/>
         </w:rPr>
-        <w:t xml:space="preserve">. O devir-mulher seria, nessa leitura, uma operação pela qual o homem se renova tomando emprestada a posição da mulher, sem que as mulheres reais ganhem com isso qualquer lugar próprio.</w:t>
+        <w:t xml:space="preserve"> pela qual o homem se renova tomando emprestada a posição da mulher, sem que as mulheres reais ganhem com isso qualquer lugar próprio.</w:t>
       </w:r>
       <w:r>
         <w:rPr>
@@ -24896,7 +24938,7 @@
           <w:szCs w:val="24"/>
           <w:rtl w:val="0"/>
         </w:rPr>
-        <w:t xml:space="preserve">Braidotti, no entanto, não conclui daí pelo abandono de Deleuze. A sua proposta é retomar o conceito de devir a partir da diferença sexual, e não contra ela: o devir-mulher não precisa ser pensado como dissolução das mulheres, mas como processo pelo qual as mulheres reinventam a sua subjetividade fora das definições que o padrão majoritário lhes impôs. Elizabeth Grosz seguiu um caminho análogo e enunciou com precisão o que a ontologia dos corpos de Deleuze e Guattari oferece ao feminismo: </w:t>
+        <w:t xml:space="preserve">Braidotti, no entanto, não conclui daí pelo abandono de Deleuze. A sua proposta é retomar o conceito de devir a partir da diferença sexual, e não contra ela: o devir-mulher não precisa ser pensado como dissolução das mulheres, mas como processo pelo qual as mulheres reinventam a sua subjetividade fora das definições que o padrão majoritário lhes impôs. Elizabeth Grosz seguiu um caminho análogo e enunciou com precisão o que a ontologia dos corpos de Deleuze e Guattari oferece ao feminismo:</w:t>
       </w:r>
     </w:p>
     <w:p>
@@ -24937,7 +24979,7 @@
           <w:szCs w:val="24"/>
           <w:rtl w:val="0"/>
         </w:rPr>
-        <w:t xml:space="preserve"> [tradução nossa]</w:t>
+        <w:t xml:space="preserve">[tradução nossa]. Em ambos os casos, a apropriação feminista de Deleuze</w:t>
       </w:r>
       <w:r>
         <w:rPr>
@@ -24953,7 +24995,7 @@
           <w:szCs w:val="24"/>
           <w:rtl w:val="0"/>
         </w:rPr>
-        <w:t xml:space="preserve">. Em ambos os casos, a apropriação feminista de Deleuze passa por corrigi-lo naquilo em que ele parece reproduzir o gesto que pretendia romper.</w:t>
+        <w:t xml:space="preserve"> passa por corrigi-lo naquilo em que ele parece reproduzir o gesto que pretendia romper.</w:t>
       </w:r>
       <w:r>
         <w:rPr>
